--- a/fra/docx/004.content.docx
+++ b/fra/docx/004.content.docx
@@ -19,7 +19,7 @@
         <w:rPr>
           <w:lang w:val="fr_FR" w:bidi="fr_FR"/>
         </w:rPr>
-        <w:t>Resource: Tyndale Open Study Notes</w:t>
+        <w:t>Resource: Aquifer Open Study Notes (Profiles)</w:t>
       </w:r>
       <w:r>
         <w:rPr>
@@ -112,7 +112,7 @@
         <w:rPr>
           <w:lang w:val="fr_FR" w:bidi="fr_FR"/>
         </w:rPr>
-        <w:t>Tyndale Open Study Notes</w:t>
+        <w:t>Aquifer Open Study Notes (Profiles)</w:t>
       </w:r>
     </w:p>
     <w:p>

--- a/fra/docx/004.content.docx
+++ b/fra/docx/004.content.docx
@@ -247,18 +247,12 @@
         </w:rPr>
         <w:t>Issu de la famille royale de Juda, Daniel fut emmené à Babylone en 605 av. J.-C., lors de la première attaque de l'armée babylonienne sur Jérusalem (</w:t>
       </w:r>
-      <w:hyperlink r:id="rId13">
-        <w:r>
-          <w:rPr>
-            <w:lang w:val="fr_FR" w:bidi="fr_FR"/>
-          </w:rPr>
-          <w:rPr>
-            <w:color w:val="0000EE"/>
-            <w:u w:val="single"/>
-          </w:rPr>
-          <w:t>Dn 1.3</w:t>
-        </w:r>
-      </w:hyperlink>
+      <w:r>
+        <w:rPr>
+          <w:lang w:val="fr_FR" w:bidi="fr_FR"/>
+        </w:rPr>
+        <w:t>Dn 1.3</w:t>
+      </w:r>
       <w:r>
         <w:rPr>
           <w:lang w:val="fr_FR" w:bidi="fr_FR"/>
@@ -279,72 +273,48 @@
         </w:rPr>
         <w:t xml:space="preserve">Pendant près de soixante-dix ans, Daniel travailla à la cour (voir </w:t>
       </w:r>
-      <w:hyperlink r:id="rId14">
-        <w:r>
-          <w:rPr>
-            <w:lang w:val="fr_FR" w:bidi="fr_FR"/>
-          </w:rPr>
-          <w:rPr>
-            <w:color w:val="0000EE"/>
-            <w:u w:val="single"/>
-          </w:rPr>
-          <w:t>Dn 1.21</w:t>
-        </w:r>
-      </w:hyperlink>
+      <w:r>
+        <w:rPr>
+          <w:lang w:val="fr_FR" w:bidi="fr_FR"/>
+        </w:rPr>
+        <w:t>Dn 1.21</w:t>
+      </w:r>
       <w:r>
         <w:rPr>
           <w:lang w:val="fr_FR" w:bidi="fr_FR"/>
         </w:rPr>
         <w:t>), et il acquit rapidement la réputation d'un homme d'une rare perspicacité et d'une loyauté sans faille envers Dieu. Lorsque Nebucadnetsar eut un rêve troublant, le Seigneur révéla à Daniel sa signification, et ce dernier exposa, avec clarté, l'interprétation au roi (</w:t>
       </w:r>
-      <w:hyperlink r:id="rId15">
-        <w:r>
-          <w:rPr>
-            <w:lang w:val="fr_FR" w:bidi="fr_FR"/>
-          </w:rPr>
-          <w:rPr>
-            <w:color w:val="0000EE"/>
-            <w:u w:val="single"/>
-          </w:rPr>
-          <w:t>Dn 2</w:t>
-        </w:r>
-      </w:hyperlink>
+      <w:r>
+        <w:rPr>
+          <w:lang w:val="fr_FR" w:bidi="fr_FR"/>
+        </w:rPr>
+        <w:t>Dn 2</w:t>
+      </w:r>
       <w:r>
         <w:rPr>
           <w:lang w:val="fr_FR" w:bidi="fr_FR"/>
         </w:rPr>
         <w:t>). Plus tard, il interpréta un second rêve, qui dénonçait l'orgueil du souverain (</w:t>
       </w:r>
-      <w:hyperlink r:id="rId16">
-        <w:r>
-          <w:rPr>
-            <w:lang w:val="fr_FR" w:bidi="fr_FR"/>
-          </w:rPr>
-          <w:rPr>
-            <w:color w:val="0000EE"/>
-            <w:u w:val="single"/>
-          </w:rPr>
-          <w:t>Dn 4</w:t>
-        </w:r>
-      </w:hyperlink>
+      <w:r>
+        <w:rPr>
+          <w:lang w:val="fr_FR" w:bidi="fr_FR"/>
+        </w:rPr>
+        <w:t>Dn 4</w:t>
+      </w:r>
       <w:r>
         <w:rPr>
           <w:lang w:val="fr_FR" w:bidi="fr_FR"/>
         </w:rPr>
         <w:t>). Malgré les exhortations de Daniel pour que Nebucadnetsar se repentît, le roi persista dans son arrogance, ce qui le conduisit, pour un temps, à perdre la raison (</w:t>
       </w:r>
-      <w:hyperlink r:id="rId17">
-        <w:r>
-          <w:rPr>
-            <w:lang w:val="fr_FR" w:bidi="fr_FR"/>
-          </w:rPr>
-          <w:rPr>
-            <w:color w:val="0000EE"/>
-            <w:u w:val="single"/>
-          </w:rPr>
-          <w:t>Dn 4.28–37</w:t>
-        </w:r>
-      </w:hyperlink>
+      <w:r>
+        <w:rPr>
+          <w:lang w:val="fr_FR" w:bidi="fr_FR"/>
+        </w:rPr>
+        <w:t>Dn 4.28–37</w:t>
+      </w:r>
       <w:r>
         <w:rPr>
           <w:lang w:val="fr_FR" w:bidi="fr_FR"/>
@@ -379,18 +349,12 @@
         </w:rPr>
         <w:t>Plus tard, lors d'un banquet en 539 av. J.-C., Belschatsar, vice-régent de Babylone, agit de manière irrespectueuse en utilisant les vases sacrés venant du temple de Jérusalem. Soudain, une main désincarnée inscrivit sur le mur du palais les mots « Mene, Mene, Tekel, et Parsin », ce qui signifie « Compté, compté, pesé, et divisé ». Daniel interpréta ces mots comme annonçant la chute imminente de Babylone, et cette nuit là, les Perses prirent la capitale et mirent fin au règne de Belschatsar (</w:t>
       </w:r>
-      <w:hyperlink r:id="rId18">
-        <w:r>
-          <w:rPr>
-            <w:lang w:val="fr_FR" w:bidi="fr_FR"/>
-          </w:rPr>
-          <w:rPr>
-            <w:color w:val="0000EE"/>
-            <w:u w:val="single"/>
-          </w:rPr>
-          <w:t>Dn 5.1–31</w:t>
-        </w:r>
-      </w:hyperlink>
+      <w:r>
+        <w:rPr>
+          <w:lang w:val="fr_FR" w:bidi="fr_FR"/>
+        </w:rPr>
+        <w:t>Dn 5.1–31</w:t>
+      </w:r>
       <w:r>
         <w:rPr>
           <w:lang w:val="fr_FR" w:bidi="fr_FR"/>
@@ -411,72 +375,48 @@
         </w:rPr>
         <w:t>En 539 av. J.-C., sous le règne de Darius le Mède, Daniel fut nommé administrateur du royaume (</w:t>
       </w:r>
-      <w:hyperlink r:id="rId19">
-        <w:r>
-          <w:rPr>
-            <w:lang w:val="fr_FR" w:bidi="fr_FR"/>
-          </w:rPr>
-          <w:rPr>
-            <w:color w:val="0000EE"/>
-            <w:u w:val="single"/>
-          </w:rPr>
-          <w:t>Dn 6.2</w:t>
-        </w:r>
-      </w:hyperlink>
+      <w:r>
+        <w:rPr>
+          <w:lang w:val="fr_FR" w:bidi="fr_FR"/>
+        </w:rPr>
+        <w:t>Dn 6.2</w:t>
+      </w:r>
       <w:r>
         <w:rPr>
           <w:lang w:val="fr_FR" w:bidi="fr_FR"/>
         </w:rPr>
         <w:t>). Sa gestion efficace lui attira la colère de ses ennemis politiques, qui persuadèrent Darius de décréter qu'il ne fallait adorer que le roi, sous peine d'être jeté dans une fosse aux lions. Refusant de renoncer à sa foi, Daniel ne respecta pas la loi et continua d'adorer Dieu, et, miraculeusement, il fut épargné par les lions, puis rétabli à son poste (</w:t>
       </w:r>
-      <w:hyperlink r:id="rId20">
-        <w:r>
-          <w:rPr>
-            <w:lang w:val="fr_FR" w:bidi="fr_FR"/>
-          </w:rPr>
-          <w:rPr>
-            <w:color w:val="0000EE"/>
-            <w:u w:val="single"/>
-          </w:rPr>
-          <w:t>Dn 6.17–28</w:t>
-        </w:r>
-      </w:hyperlink>
+      <w:r>
+        <w:rPr>
+          <w:lang w:val="fr_FR" w:bidi="fr_FR"/>
+        </w:rPr>
+        <w:t>Dn 6.17–28</w:t>
+      </w:r>
       <w:r>
         <w:rPr>
           <w:lang w:val="fr_FR" w:bidi="fr_FR"/>
         </w:rPr>
         <w:t>). Les visions ultérieures de Daniel datent de cette époque (</w:t>
       </w:r>
-      <w:hyperlink r:id="rId21">
-        <w:r>
-          <w:rPr>
-            <w:lang w:val="fr_FR" w:bidi="fr_FR"/>
-          </w:rPr>
-          <w:rPr>
-            <w:color w:val="0000EE"/>
-            <w:u w:val="single"/>
-          </w:rPr>
-          <w:t>Dn 10.1</w:t>
-        </w:r>
-      </w:hyperlink>
+      <w:r>
+        <w:rPr>
+          <w:lang w:val="fr_FR" w:bidi="fr_FR"/>
+        </w:rPr>
+        <w:t>Dn 10.1</w:t>
+      </w:r>
       <w:r>
         <w:rPr>
           <w:lang w:val="fr_FR" w:bidi="fr_FR"/>
         </w:rPr>
         <w:t xml:space="preserve">, </w:t>
       </w:r>
-      <w:hyperlink r:id="rId22">
-        <w:r>
-          <w:rPr>
-            <w:lang w:val="fr_FR" w:bidi="fr_FR"/>
-          </w:rPr>
-          <w:rPr>
-            <w:color w:val="0000EE"/>
-            <w:u w:val="single"/>
-          </w:rPr>
-          <w:t>4</w:t>
-        </w:r>
-      </w:hyperlink>
+      <w:r>
+        <w:rPr>
+          <w:lang w:val="fr_FR" w:bidi="fr_FR"/>
+        </w:rPr>
+        <w:t>4</w:t>
+      </w:r>
       <w:r>
         <w:rPr>
           <w:lang w:val="fr_FR" w:bidi="fr_FR"/>
@@ -497,108 +437,72 @@
         </w:rPr>
         <w:t xml:space="preserve">Bien que les prophéties de Daniel soient parfois difficiles à comprendre dans le détail, leur message est clair : si les forces du mal semblent régner aujourd'hui, Dieu contrôle la situation et viendra sauver son peuple. Jésus et les auteurs du Nouveau Testament citent souvent le livre de Daniel, et utilisent la même imagerie lorsqu'ils discutent de la fin des temps (par exemple, comparez </w:t>
       </w:r>
-      <w:hyperlink r:id="rId23">
-        <w:r>
-          <w:rPr>
-            <w:lang w:val="fr_FR" w:bidi="fr_FR"/>
-          </w:rPr>
-          <w:rPr>
-            <w:color w:val="0000EE"/>
-            <w:u w:val="single"/>
-          </w:rPr>
-          <w:t>Dn 7.1–9</w:t>
-        </w:r>
-      </w:hyperlink>
+      <w:r>
+        <w:rPr>
+          <w:lang w:val="fr_FR" w:bidi="fr_FR"/>
+        </w:rPr>
+        <w:t>Dn 7.1–9</w:t>
+      </w:r>
       <w:r>
         <w:rPr>
           <w:lang w:val="fr_FR" w:bidi="fr_FR"/>
         </w:rPr>
         <w:t xml:space="preserve"> et </w:t>
       </w:r>
-      <w:hyperlink r:id="rId24">
-        <w:r>
-          <w:rPr>
-            <w:lang w:val="fr_FR" w:bidi="fr_FR"/>
-          </w:rPr>
-          <w:rPr>
-            <w:color w:val="0000EE"/>
-            <w:u w:val="single"/>
-          </w:rPr>
-          <w:t>Ap 13.1–10</w:t>
-        </w:r>
-      </w:hyperlink>
+      <w:r>
+        <w:rPr>
+          <w:lang w:val="fr_FR" w:bidi="fr_FR"/>
+        </w:rPr>
+        <w:t>Ap 13.1–10</w:t>
+      </w:r>
       <w:r>
         <w:rPr>
           <w:lang w:val="fr_FR" w:bidi="fr_FR"/>
         </w:rPr>
         <w:t xml:space="preserve"> ; </w:t>
       </w:r>
-      <w:hyperlink r:id="rId25">
-        <w:r>
-          <w:rPr>
-            <w:lang w:val="fr_FR" w:bidi="fr_FR"/>
-          </w:rPr>
-          <w:rPr>
-            <w:color w:val="0000EE"/>
-            <w:u w:val="single"/>
-          </w:rPr>
-          <w:t>Dn 7.13</w:t>
-        </w:r>
-      </w:hyperlink>
+      <w:r>
+        <w:rPr>
+          <w:lang w:val="fr_FR" w:bidi="fr_FR"/>
+        </w:rPr>
+        <w:t>Dn 7.13</w:t>
+      </w:r>
       <w:r>
         <w:rPr>
           <w:lang w:val="fr_FR" w:bidi="fr_FR"/>
         </w:rPr>
         <w:t xml:space="preserve"> et </w:t>
       </w:r>
-      <w:hyperlink r:id="rId26">
-        <w:r>
-          <w:rPr>
-            <w:lang w:val="fr_FR" w:bidi="fr_FR"/>
-          </w:rPr>
-          <w:rPr>
-            <w:color w:val="0000EE"/>
-            <w:u w:val="single"/>
-          </w:rPr>
-          <w:t>Ap 1.7</w:t>
-        </w:r>
-      </w:hyperlink>
+      <w:r>
+        <w:rPr>
+          <w:lang w:val="fr_FR" w:bidi="fr_FR"/>
+        </w:rPr>
+        <w:t>Ap 1.7</w:t>
+      </w:r>
       <w:r>
         <w:rPr>
           <w:lang w:val="fr_FR" w:bidi="fr_FR"/>
         </w:rPr>
         <w:t xml:space="preserve"> ; </w:t>
       </w:r>
-      <w:hyperlink r:id="rId27">
-        <w:r>
-          <w:rPr>
-            <w:lang w:val="fr_FR" w:bidi="fr_FR"/>
-          </w:rPr>
-          <w:rPr>
-            <w:color w:val="0000EE"/>
-            <w:u w:val="single"/>
-          </w:rPr>
-          <w:t>Dn 9.27</w:t>
-        </w:r>
-      </w:hyperlink>
+      <w:r>
+        <w:rPr>
+          <w:lang w:val="fr_FR" w:bidi="fr_FR"/>
+        </w:rPr>
+        <w:t>Dn 9.27</w:t>
+      </w:r>
       <w:r>
         <w:rPr>
           <w:lang w:val="fr_FR" w:bidi="fr_FR"/>
         </w:rPr>
         <w:t xml:space="preserve"> et </w:t>
       </w:r>
-      <w:hyperlink r:id="rId28">
-        <w:r>
-          <w:rPr>
-            <w:lang w:val="fr_FR" w:bidi="fr_FR"/>
-          </w:rPr>
-          <w:rPr>
-            <w:color w:val="0000EE"/>
-            <w:u w:val="single"/>
-          </w:rPr>
-          <w:t>Mt 24.15</w:t>
-        </w:r>
-      </w:hyperlink>
+      <w:r>
+        <w:rPr>
+          <w:lang w:val="fr_FR" w:bidi="fr_FR"/>
+        </w:rPr>
+        <w:t>Mt 24.15</w:t>
+      </w:r>
       <w:r>
         <w:rPr>
           <w:lang w:val="fr_FR" w:bidi="fr_FR"/>
@@ -628,90 +532,60 @@
           <w:lang w:val="fr_FR" w:bidi="fr_FR"/>
         </w:rPr>
       </w:r>
-      <w:hyperlink r:id="rId29">
-        <w:r>
-          <w:rPr>
-            <w:lang w:val="fr_FR" w:bidi="fr_FR"/>
-          </w:rPr>
-          <w:rPr>
-            <w:color w:val="0000EE"/>
-            <w:u w:val="single"/>
-          </w:rPr>
-          <w:t>Ézéchiel 14.14</w:t>
-        </w:r>
-      </w:hyperlink>
+      <w:r>
+        <w:rPr>
+          <w:lang w:val="fr_FR" w:bidi="fr_FR"/>
+        </w:rPr>
+        <w:t>Ézéchiel 14.14</w:t>
+      </w:r>
       <w:r>
         <w:rPr>
           <w:lang w:val="fr_FR" w:bidi="fr_FR"/>
         </w:rPr>
         <w:t xml:space="preserve">, </w:t>
       </w:r>
-      <w:hyperlink r:id="rId30">
-        <w:r>
-          <w:rPr>
-            <w:lang w:val="fr_FR" w:bidi="fr_FR"/>
-          </w:rPr>
-          <w:rPr>
-            <w:color w:val="0000EE"/>
-            <w:u w:val="single"/>
-          </w:rPr>
-          <w:t xml:space="preserve">20 </w:t>
-        </w:r>
-      </w:hyperlink>
+      <w:r>
+        <w:rPr>
+          <w:lang w:val="fr_FR" w:bidi="fr_FR"/>
+        </w:rPr>
+        <w:t xml:space="preserve">20 </w:t>
+      </w:r>
       <w:r>
         <w:rPr>
           <w:lang w:val="fr_FR" w:bidi="fr_FR"/>
         </w:rPr>
         <w:t xml:space="preserve">; </w:t>
       </w:r>
-      <w:hyperlink r:id="rId31">
-        <w:r>
-          <w:rPr>
-            <w:lang w:val="fr_FR" w:bidi="fr_FR"/>
-          </w:rPr>
-          <w:rPr>
-            <w:color w:val="0000EE"/>
-            <w:u w:val="single"/>
-          </w:rPr>
-          <w:t xml:space="preserve">28.3 </w:t>
-        </w:r>
-      </w:hyperlink>
+      <w:r>
+        <w:rPr>
+          <w:lang w:val="fr_FR" w:bidi="fr_FR"/>
+        </w:rPr>
+        <w:t xml:space="preserve">28.3 </w:t>
+      </w:r>
       <w:r>
         <w:rPr>
           <w:lang w:val="fr_FR" w:bidi="fr_FR"/>
         </w:rPr>
         <w:t xml:space="preserve">; </w:t>
       </w:r>
-      <w:hyperlink r:id="rId32">
-        <w:r>
-          <w:rPr>
-            <w:lang w:val="fr_FR" w:bidi="fr_FR"/>
-          </w:rPr>
-          <w:rPr>
-            <w:color w:val="0000EE"/>
-            <w:u w:val="single"/>
-          </w:rPr>
-          <w:t xml:space="preserve">Daniel 1.1–12.13 </w:t>
-        </w:r>
-      </w:hyperlink>
+      <w:r>
+        <w:rPr>
+          <w:lang w:val="fr_FR" w:bidi="fr_FR"/>
+        </w:rPr>
+        <w:t xml:space="preserve">Daniel 1.1–12.13 </w:t>
+      </w:r>
       <w:r>
         <w:rPr>
           <w:lang w:val="fr_FR" w:bidi="fr_FR"/>
         </w:rPr>
         <w:t xml:space="preserve">; </w:t>
       </w:r>
-      <w:hyperlink r:id="rId28">
-        <w:r>
-          <w:rPr>
-            <w:lang w:val="fr_FR" w:bidi="fr_FR"/>
-          </w:rPr>
-          <w:rPr>
-            <w:color w:val="0000EE"/>
-            <w:u w:val="single"/>
-          </w:rPr>
-          <w:t>Matthieu 24.15</w:t>
-        </w:r>
-      </w:hyperlink>
+      <w:r>
+        <w:rPr>
+          <w:lang w:val="fr_FR" w:bidi="fr_FR"/>
+        </w:rPr>
+        <w:t>Matthieu 24.15</w:t>
+      </w:r>
       <w:r>
         <w:rPr>
           <w:lang w:val="fr_FR" w:bidi="fr_FR"/>
@@ -774,72 +648,48 @@
         </w:rPr>
         <w:t>Né à Bethléhem et plus jeune fils d'Isaï, David descend de la lignée royale de Juda (</w:t>
       </w:r>
-      <w:hyperlink r:id="rId33">
-        <w:r>
-          <w:rPr>
-            <w:lang w:val="fr_FR" w:bidi="fr_FR"/>
-          </w:rPr>
-          <w:rPr>
-            <w:color w:val="0000EE"/>
-            <w:u w:val="single"/>
-          </w:rPr>
-          <w:t>Rt 4.18–22</w:t>
-        </w:r>
-      </w:hyperlink>
+      <w:r>
+        <w:rPr>
+          <w:lang w:val="fr_FR" w:bidi="fr_FR"/>
+        </w:rPr>
+        <w:t>Rt 4.18–22</w:t>
+      </w:r>
       <w:r>
         <w:rPr>
           <w:lang w:val="fr_FR" w:bidi="fr_FR"/>
         </w:rPr>
         <w:t xml:space="preserve"> ; </w:t>
       </w:r>
-      <w:hyperlink r:id="rId34">
-        <w:r>
-          <w:rPr>
-            <w:lang w:val="fr_FR" w:bidi="fr_FR"/>
-          </w:rPr>
-          <w:rPr>
-            <w:color w:val="0000EE"/>
-            <w:u w:val="single"/>
-          </w:rPr>
-          <w:t>1Ch 2.3–15</w:t>
-        </w:r>
-      </w:hyperlink>
+      <w:r>
+        <w:rPr>
+          <w:lang w:val="fr_FR" w:bidi="fr_FR"/>
+        </w:rPr>
+        <w:t>1Ch 2.3–15</w:t>
+      </w:r>
       <w:r>
         <w:rPr>
           <w:lang w:val="fr_FR" w:bidi="fr_FR"/>
         </w:rPr>
         <w:t xml:space="preserve"> ; </w:t>
       </w:r>
-      <w:hyperlink r:id="rId35">
-        <w:r>
-          <w:rPr>
-            <w:lang w:val="fr_FR" w:bidi="fr_FR"/>
-          </w:rPr>
-          <w:rPr>
-            <w:color w:val="0000EE"/>
-            <w:u w:val="single"/>
-          </w:rPr>
-          <w:t>Mt 1.3–6</w:t>
-        </w:r>
-      </w:hyperlink>
+      <w:r>
+        <w:rPr>
+          <w:lang w:val="fr_FR" w:bidi="fr_FR"/>
+        </w:rPr>
+        <w:t>Mt 1.3–6</w:t>
+      </w:r>
       <w:r>
         <w:rPr>
           <w:lang w:val="fr_FR" w:bidi="fr_FR"/>
         </w:rPr>
         <w:t xml:space="preserve"> ; </w:t>
       </w:r>
-      <w:hyperlink r:id="rId36">
-        <w:r>
-          <w:rPr>
-            <w:lang w:val="fr_FR" w:bidi="fr_FR"/>
-          </w:rPr>
-          <w:rPr>
-            <w:color w:val="0000EE"/>
-            <w:u w:val="single"/>
-          </w:rPr>
-          <w:t>Lc 3.31–33</w:t>
-        </w:r>
-      </w:hyperlink>
+      <w:r>
+        <w:rPr>
+          <w:lang w:val="fr_FR" w:bidi="fr_FR"/>
+        </w:rPr>
+        <w:t>Lc 3.31–33</w:t>
+      </w:r>
       <w:r>
         <w:rPr>
           <w:lang w:val="fr_FR" w:bidi="fr_FR"/>
@@ -860,72 +710,48 @@
         </w:rPr>
         <w:t>Jeune homme, David était un simple berger, veillant sur le troupeau de brebis de son père (</w:t>
       </w:r>
-      <w:hyperlink r:id="rId37">
-        <w:r>
-          <w:rPr>
-            <w:lang w:val="fr_FR" w:bidi="fr_FR"/>
-          </w:rPr>
-          <w:rPr>
-            <w:color w:val="0000EE"/>
-            <w:u w:val="single"/>
-          </w:rPr>
-          <w:t>1S 16.11</w:t>
-        </w:r>
-      </w:hyperlink>
+      <w:r>
+        <w:rPr>
+          <w:lang w:val="fr_FR" w:bidi="fr_FR"/>
+        </w:rPr>
+        <w:t>1S 16.11</w:t>
+      </w:r>
       <w:r>
         <w:rPr>
           <w:lang w:val="fr_FR" w:bidi="fr_FR"/>
         </w:rPr>
         <w:t xml:space="preserve"> ; </w:t>
       </w:r>
-      <w:hyperlink r:id="rId38">
-        <w:r>
-          <w:rPr>
-            <w:lang w:val="fr_FR" w:bidi="fr_FR"/>
-          </w:rPr>
-          <w:rPr>
-            <w:color w:val="0000EE"/>
-            <w:u w:val="single"/>
-          </w:rPr>
-          <w:t>17.14–15</w:t>
-        </w:r>
-      </w:hyperlink>
+      <w:r>
+        <w:rPr>
+          <w:lang w:val="fr_FR" w:bidi="fr_FR"/>
+        </w:rPr>
+        <w:t>17.14–15</w:t>
+      </w:r>
       <w:r>
         <w:rPr>
           <w:lang w:val="fr_FR" w:bidi="fr_FR"/>
         </w:rPr>
         <w:t>). Sa vie prit un tournant inattendu lorsque le prophète Samuel visita Isaï et oint David comme futur roi d'Israël. Cependant, David n'est pas devenu roi par un coup d'État ou un assassinat. Bien plutôt, il a servi fidèlement le roi Saül. David rejoignit d'abord la cour du roi en tant que musicien, jouant des airs apaisants pour calmer l'esprit tourmenté de Saül (</w:t>
       </w:r>
-      <w:hyperlink r:id="rId39">
-        <w:r>
-          <w:rPr>
-            <w:lang w:val="fr_FR" w:bidi="fr_FR"/>
-          </w:rPr>
-          <w:rPr>
-            <w:color w:val="0000EE"/>
-            <w:u w:val="single"/>
-          </w:rPr>
-          <w:t>1S 16.14–23</w:t>
-        </w:r>
-      </w:hyperlink>
+      <w:r>
+        <w:rPr>
+          <w:lang w:val="fr_FR" w:bidi="fr_FR"/>
+        </w:rPr>
+        <w:t>1S 16.14–23</w:t>
+      </w:r>
       <w:r>
         <w:rPr>
           <w:lang w:val="fr_FR" w:bidi="fr_FR"/>
         </w:rPr>
         <w:t>) : c'était un rôle qui préfigurait sa future activité de compositeur de nombreux psaumes. Le jeune David est également connu pour son combat contre Goliath, où il aida l'armée de Saül à battre Goliath, le champion philistin (</w:t>
       </w:r>
-      <w:hyperlink r:id="rId40">
-        <w:r>
-          <w:rPr>
-            <w:lang w:val="fr_FR" w:bidi="fr_FR"/>
-          </w:rPr>
-          <w:rPr>
-            <w:color w:val="0000EE"/>
-            <w:u w:val="single"/>
-          </w:rPr>
-          <w:t>1S 17.32–51</w:t>
-        </w:r>
-      </w:hyperlink>
+      <w:r>
+        <w:rPr>
+          <w:lang w:val="fr_FR" w:bidi="fr_FR"/>
+        </w:rPr>
+        <w:t>1S 17.32–51</w:t>
+      </w:r>
       <w:r>
         <w:rPr>
           <w:lang w:val="fr_FR" w:bidi="fr_FR"/>
@@ -974,18 +800,12 @@
         </w:rPr>
         <w:t>Devenu roi d'un Israël uni, David renforça le royaume. Lui et ses hommes capturèrent Jérusalem aux Jébusiens et en firent leur capitale. Ils repoussèrent les derniers Philistins hors du pays. David amena ensuite l'arche de l'alliance à Jérusalem, manifestant ainsi son désir de bâtir un temple permanent pour Dieu. Bien que le Seigneur n'ait pas permis la construction de ce temple, il manifesta son amour pour David en concluant une alliance (un accord spécial) avec lui, établissant ses descendants comme une lignée de rois pour toujours (</w:t>
       </w:r>
-      <w:hyperlink r:id="rId41">
-        <w:r>
-          <w:rPr>
-            <w:lang w:val="fr_FR" w:bidi="fr_FR"/>
-          </w:rPr>
-          <w:rPr>
-            <w:color w:val="0000EE"/>
-            <w:u w:val="single"/>
-          </w:rPr>
-          <w:t>2S 7</w:t>
-        </w:r>
-      </w:hyperlink>
+      <w:r>
+        <w:rPr>
+          <w:lang w:val="fr_FR" w:bidi="fr_FR"/>
+        </w:rPr>
+        <w:t>2S 7</w:t>
+      </w:r>
       <w:r>
         <w:rPr>
           <w:lang w:val="fr_FR" w:bidi="fr_FR"/>
@@ -1006,54 +826,36 @@
         </w:rPr>
         <w:t xml:space="preserve">Mais la vie de David ne tarda pas à se détériorer (voir </w:t>
       </w:r>
-      <w:hyperlink r:id="rId42">
-        <w:r>
-          <w:rPr>
-            <w:lang w:val="fr_FR" w:bidi="fr_FR"/>
-          </w:rPr>
-          <w:rPr>
-            <w:color w:val="0000EE"/>
-            <w:u w:val="single"/>
-          </w:rPr>
-          <w:t>2S 11–12</w:t>
-        </w:r>
-      </w:hyperlink>
+      <w:r>
+        <w:rPr>
+          <w:lang w:val="fr_FR" w:bidi="fr_FR"/>
+        </w:rPr>
+        <w:t>2S 11–12</w:t>
+      </w:r>
       <w:r>
         <w:rPr>
           <w:lang w:val="fr_FR" w:bidi="fr_FR"/>
         </w:rPr>
         <w:t xml:space="preserve">). Alors que David aurait dû être avec son armée, il resta sur le toit du palais et aperçut une belle femme, nommée Bath-Schéba, en train de se baigner et la désira. Comme d’autres rois puissants de son époque, qui prenaient ce qu’ils voulaient, il prit Bath-Shéba pour lui. Elle tomba enceinte, et sa tentative de cacher son adultère échoua. Désespéré, David fit tuer son mari, Urie. Cependant, même un grand roi comme David ne peut dissimuler ses fautes devant Dieu. Le Seigneur envoya le prophète Nathan pour confronter David, qui, accablé par la culpabilité, confessa son péché et se repentit (voir </w:t>
       </w:r>
-      <w:hyperlink r:id="rId43">
-        <w:r>
-          <w:rPr>
-            <w:lang w:val="fr_FR" w:bidi="fr_FR"/>
-          </w:rPr>
-          <w:rPr>
-            <w:color w:val="0000EE"/>
-            <w:u w:val="single"/>
-          </w:rPr>
-          <w:t>Ps 32</w:t>
-        </w:r>
-      </w:hyperlink>
+      <w:r>
+        <w:rPr>
+          <w:lang w:val="fr_FR" w:bidi="fr_FR"/>
+        </w:rPr>
+        <w:t>Ps 32</w:t>
+      </w:r>
       <w:r>
         <w:rPr>
           <w:lang w:val="fr_FR" w:bidi="fr_FR"/>
         </w:rPr>
         <w:t xml:space="preserve">, </w:t>
       </w:r>
-      <w:hyperlink r:id="rId44">
-        <w:r>
-          <w:rPr>
-            <w:lang w:val="fr_FR" w:bidi="fr_FR"/>
-          </w:rPr>
-          <w:rPr>
-            <w:color w:val="0000EE"/>
-            <w:u w:val="single"/>
-          </w:rPr>
-          <w:t>51</w:t>
-        </w:r>
-      </w:hyperlink>
+      <w:r>
+        <w:rPr>
+          <w:lang w:val="fr_FR" w:bidi="fr_FR"/>
+        </w:rPr>
+        <w:t>51</w:t>
+      </w:r>
       <w:r>
         <w:rPr>
           <w:lang w:val="fr_FR" w:bidi="fr_FR"/>
@@ -1074,108 +876,72 @@
         </w:rPr>
         <w:t>À partir de ce moment-là, la famille de David rentra dans un cycle de problèmes et de conflits. Amnon, l'un des fils de David, viola sa demi-sœur Tamar (</w:t>
       </w:r>
-      <w:hyperlink r:id="rId45">
-        <w:r>
-          <w:rPr>
-            <w:lang w:val="fr_FR" w:bidi="fr_FR"/>
-          </w:rPr>
-          <w:rPr>
-            <w:color w:val="0000EE"/>
-            <w:u w:val="single"/>
-          </w:rPr>
-          <w:t>2S 13.1–14</w:t>
-        </w:r>
-      </w:hyperlink>
+      <w:r>
+        <w:rPr>
+          <w:lang w:val="fr_FR" w:bidi="fr_FR"/>
+        </w:rPr>
+        <w:t>2S 13.1–14</w:t>
+      </w:r>
       <w:r>
         <w:rPr>
           <w:lang w:val="fr_FR" w:bidi="fr_FR"/>
         </w:rPr>
         <w:t>). Son frère Absalom tua Amnon pour se venger (</w:t>
       </w:r>
-      <w:hyperlink r:id="rId46">
-        <w:r>
-          <w:rPr>
-            <w:lang w:val="fr_FR" w:bidi="fr_FR"/>
-          </w:rPr>
-          <w:rPr>
-            <w:color w:val="0000EE"/>
-            <w:u w:val="single"/>
-          </w:rPr>
-          <w:t>2S 13.20–29</w:t>
-        </w:r>
-      </w:hyperlink>
+      <w:r>
+        <w:rPr>
+          <w:lang w:val="fr_FR" w:bidi="fr_FR"/>
+        </w:rPr>
+        <w:t>2S 13.20–29</w:t>
+      </w:r>
       <w:r>
         <w:rPr>
           <w:lang w:val="fr_FR" w:bidi="fr_FR"/>
         </w:rPr>
         <w:t>). Absalom déclencha ensuite une guerre civile en essayant de devenir roi à la place de son père (</w:t>
       </w:r>
-      <w:hyperlink r:id="rId47">
-        <w:r>
-          <w:rPr>
-            <w:lang w:val="fr_FR" w:bidi="fr_FR"/>
-          </w:rPr>
-          <w:rPr>
-            <w:color w:val="0000EE"/>
-            <w:u w:val="single"/>
-          </w:rPr>
-          <w:t>2S 15–18</w:t>
-        </w:r>
-      </w:hyperlink>
+      <w:r>
+        <w:rPr>
+          <w:lang w:val="fr_FR" w:bidi="fr_FR"/>
+        </w:rPr>
+        <w:t>2S 15–18</w:t>
+      </w:r>
       <w:r>
         <w:rPr>
           <w:lang w:val="fr_FR" w:bidi="fr_FR"/>
         </w:rPr>
         <w:t>). Un autre fils, Adonija, essaya de devenir roi à la place de David en se proclamant roi alors que son père était encore en vie (</w:t>
       </w:r>
-      <w:hyperlink r:id="rId48">
-        <w:r>
-          <w:rPr>
-            <w:lang w:val="fr_FR" w:bidi="fr_FR"/>
-          </w:rPr>
-          <w:rPr>
-            <w:color w:val="0000EE"/>
-            <w:u w:val="single"/>
-          </w:rPr>
-          <w:t>1R 1.5–10</w:t>
-        </w:r>
-      </w:hyperlink>
+      <w:r>
+        <w:rPr>
+          <w:lang w:val="fr_FR" w:bidi="fr_FR"/>
+        </w:rPr>
+        <w:t>1R 1.5–10</w:t>
+      </w:r>
       <w:r>
         <w:rPr>
           <w:lang w:val="fr_FR" w:bidi="fr_FR"/>
         </w:rPr>
         <w:t>). Cependant, David parvint à asseoir son autorité et s'assura que Salomon, son fils, lui succéderait (</w:t>
       </w:r>
-      <w:hyperlink r:id="rId49">
-        <w:r>
-          <w:rPr>
-            <w:lang w:val="fr_FR" w:bidi="fr_FR"/>
-          </w:rPr>
-          <w:rPr>
-            <w:color w:val="0000EE"/>
-            <w:u w:val="single"/>
-          </w:rPr>
-          <w:t>1R 1.28–40</w:t>
-        </w:r>
-      </w:hyperlink>
+      <w:r>
+        <w:rPr>
+          <w:lang w:val="fr_FR" w:bidi="fr_FR"/>
+        </w:rPr>
+        <w:t>1R 1.28–40</w:t>
+      </w:r>
       <w:r>
         <w:rPr>
           <w:lang w:val="fr_FR" w:bidi="fr_FR"/>
         </w:rPr>
         <w:t xml:space="preserve">). Ainsi, à la mort de père, Salomon devint le premier de nombreux rois issus de la lignée davidique (comme promis dans </w:t>
       </w:r>
-      <w:hyperlink r:id="rId41">
-        <w:r>
-          <w:rPr>
-            <w:lang w:val="fr_FR" w:bidi="fr_FR"/>
-          </w:rPr>
-          <w:rPr>
-            <w:color w:val="0000EE"/>
-            <w:u w:val="single"/>
-          </w:rPr>
-          <w:t>2S 7</w:t>
-        </w:r>
-      </w:hyperlink>
+      <w:r>
+        <w:rPr>
+          <w:lang w:val="fr_FR" w:bidi="fr_FR"/>
+        </w:rPr>
+        <w:t>2S 7</w:t>
+      </w:r>
       <w:r>
         <w:rPr>
           <w:lang w:val="fr_FR" w:bidi="fr_FR"/>
@@ -1222,252 +988,168 @@
         </w:rPr>
         <w:t xml:space="preserve"> » (</w:t>
       </w:r>
-      <w:hyperlink r:id="rId50">
-        <w:r>
-          <w:rPr>
-            <w:lang w:val="fr_FR" w:bidi="fr_FR"/>
-          </w:rPr>
-          <w:rPr>
-            <w:color w:val="0000EE"/>
-            <w:u w:val="single"/>
-          </w:rPr>
-          <w:t>2S 7.16</w:t>
-        </w:r>
-      </w:hyperlink>
+      <w:r>
+        <w:rPr>
+          <w:lang w:val="fr_FR" w:bidi="fr_FR"/>
+        </w:rPr>
+        <w:t>2S 7.16</w:t>
+      </w:r>
       <w:r>
         <w:rPr>
           <w:lang w:val="fr_FR" w:bidi="fr_FR"/>
         </w:rPr>
         <w:t xml:space="preserve">) ? Le Nouveau Testament désigne Jésus comme l'accomplissement de cette promesse. Il était un descendant de David, et Dieu l'a déclaré Christ, ou Messie, c'est-à-dire le roi oint (voir </w:t>
       </w:r>
-      <w:hyperlink r:id="rId51">
-        <w:r>
-          <w:rPr>
-            <w:lang w:val="fr_FR" w:bidi="fr_FR"/>
-          </w:rPr>
-          <w:rPr>
-            <w:color w:val="0000EE"/>
-            <w:u w:val="single"/>
-          </w:rPr>
-          <w:t xml:space="preserve">Mt 1.1 </w:t>
-        </w:r>
-      </w:hyperlink>
+      <w:r>
+        <w:rPr>
+          <w:lang w:val="fr_FR" w:bidi="fr_FR"/>
+        </w:rPr>
+        <w:t xml:space="preserve">Mt 1.1 </w:t>
+      </w:r>
       <w:r>
         <w:rPr>
           <w:lang w:val="fr_FR" w:bidi="fr_FR"/>
         </w:rPr>
         <w:t xml:space="preserve">; </w:t>
       </w:r>
-      <w:hyperlink r:id="rId52">
-        <w:r>
-          <w:rPr>
-            <w:lang w:val="fr_FR" w:bidi="fr_FR"/>
-          </w:rPr>
-          <w:rPr>
-            <w:color w:val="0000EE"/>
-            <w:u w:val="single"/>
-          </w:rPr>
-          <w:t xml:space="preserve">9.27 </w:t>
-        </w:r>
-      </w:hyperlink>
+      <w:r>
+        <w:rPr>
+          <w:lang w:val="fr_FR" w:bidi="fr_FR"/>
+        </w:rPr>
+        <w:t xml:space="preserve">9.27 </w:t>
+      </w:r>
       <w:r>
         <w:rPr>
           <w:lang w:val="fr_FR" w:bidi="fr_FR"/>
         </w:rPr>
         <w:t xml:space="preserve">; </w:t>
       </w:r>
-      <w:hyperlink r:id="rId53">
-        <w:r>
-          <w:rPr>
-            <w:lang w:val="fr_FR" w:bidi="fr_FR"/>
-          </w:rPr>
-          <w:rPr>
-            <w:color w:val="0000EE"/>
-            <w:u w:val="single"/>
-          </w:rPr>
-          <w:t xml:space="preserve">12.23 </w:t>
-        </w:r>
-      </w:hyperlink>
+      <w:r>
+        <w:rPr>
+          <w:lang w:val="fr_FR" w:bidi="fr_FR"/>
+        </w:rPr>
+        <w:t xml:space="preserve">12.23 </w:t>
+      </w:r>
       <w:r>
         <w:rPr>
           <w:lang w:val="fr_FR" w:bidi="fr_FR"/>
         </w:rPr>
         <w:t xml:space="preserve">; </w:t>
       </w:r>
-      <w:hyperlink r:id="rId54">
-        <w:r>
-          <w:rPr>
-            <w:lang w:val="fr_FR" w:bidi="fr_FR"/>
-          </w:rPr>
-          <w:rPr>
-            <w:color w:val="0000EE"/>
-            <w:u w:val="single"/>
-          </w:rPr>
-          <w:t xml:space="preserve">Mc 10.47–48 </w:t>
-        </w:r>
-      </w:hyperlink>
+      <w:r>
+        <w:rPr>
+          <w:lang w:val="fr_FR" w:bidi="fr_FR"/>
+        </w:rPr>
+        <w:t xml:space="preserve">Mc 10.47–48 </w:t>
+      </w:r>
       <w:r>
         <w:rPr>
           <w:lang w:val="fr_FR" w:bidi="fr_FR"/>
         </w:rPr>
         <w:t xml:space="preserve">; </w:t>
       </w:r>
-      <w:hyperlink r:id="rId55">
-        <w:r>
-          <w:rPr>
-            <w:lang w:val="fr_FR" w:bidi="fr_FR"/>
-          </w:rPr>
-          <w:rPr>
-            <w:color w:val="0000EE"/>
-            <w:u w:val="single"/>
-          </w:rPr>
-          <w:t xml:space="preserve">11.10 </w:t>
-        </w:r>
-      </w:hyperlink>
+      <w:r>
+        <w:rPr>
+          <w:lang w:val="fr_FR" w:bidi="fr_FR"/>
+        </w:rPr>
+        <w:t xml:space="preserve">11.10 </w:t>
+      </w:r>
       <w:r>
         <w:rPr>
           <w:lang w:val="fr_FR" w:bidi="fr_FR"/>
         </w:rPr>
         <w:t xml:space="preserve">; </w:t>
       </w:r>
-      <w:hyperlink r:id="rId56">
-        <w:r>
-          <w:rPr>
-            <w:lang w:val="fr_FR" w:bidi="fr_FR"/>
-          </w:rPr>
-          <w:rPr>
-            <w:color w:val="0000EE"/>
-            <w:u w:val="single"/>
-          </w:rPr>
-          <w:t xml:space="preserve">12.35–37 </w:t>
-        </w:r>
-      </w:hyperlink>
+      <w:r>
+        <w:rPr>
+          <w:lang w:val="fr_FR" w:bidi="fr_FR"/>
+        </w:rPr>
+        <w:t xml:space="preserve">12.35–37 </w:t>
+      </w:r>
       <w:r>
         <w:rPr>
           <w:lang w:val="fr_FR" w:bidi="fr_FR"/>
         </w:rPr>
         <w:t xml:space="preserve">; </w:t>
       </w:r>
-      <w:hyperlink r:id="rId57">
-        <w:r>
-          <w:rPr>
-            <w:lang w:val="fr_FR" w:bidi="fr_FR"/>
-          </w:rPr>
-          <w:rPr>
-            <w:color w:val="0000EE"/>
-            <w:u w:val="single"/>
-          </w:rPr>
-          <w:t xml:space="preserve">Lc 18.38–39 </w:t>
-        </w:r>
-      </w:hyperlink>
+      <w:r>
+        <w:rPr>
+          <w:lang w:val="fr_FR" w:bidi="fr_FR"/>
+        </w:rPr>
+        <w:t xml:space="preserve">Lc 18.38–39 </w:t>
+      </w:r>
       <w:r>
         <w:rPr>
           <w:lang w:val="fr_FR" w:bidi="fr_FR"/>
         </w:rPr>
         <w:t xml:space="preserve">; </w:t>
       </w:r>
-      <w:hyperlink r:id="rId58">
-        <w:r>
-          <w:rPr>
-            <w:lang w:val="fr_FR" w:bidi="fr_FR"/>
-          </w:rPr>
-          <w:rPr>
-            <w:color w:val="0000EE"/>
-            <w:u w:val="single"/>
-          </w:rPr>
-          <w:t xml:space="preserve">20.41–44 </w:t>
-        </w:r>
-      </w:hyperlink>
+      <w:r>
+        <w:rPr>
+          <w:lang w:val="fr_FR" w:bidi="fr_FR"/>
+        </w:rPr>
+        <w:t xml:space="preserve">20.41–44 </w:t>
+      </w:r>
       <w:r>
         <w:rPr>
           <w:lang w:val="fr_FR" w:bidi="fr_FR"/>
         </w:rPr>
         <w:t xml:space="preserve">; </w:t>
       </w:r>
-      <w:hyperlink r:id="rId59">
-        <w:r>
-          <w:rPr>
-            <w:lang w:val="fr_FR" w:bidi="fr_FR"/>
-          </w:rPr>
-          <w:rPr>
-            <w:color w:val="0000EE"/>
-            <w:u w:val="single"/>
-          </w:rPr>
-          <w:t xml:space="preserve">Jn 7.42 </w:t>
-        </w:r>
-      </w:hyperlink>
+      <w:r>
+        <w:rPr>
+          <w:lang w:val="fr_FR" w:bidi="fr_FR"/>
+        </w:rPr>
+        <w:t xml:space="preserve">Jn 7.42 </w:t>
+      </w:r>
       <w:r>
         <w:rPr>
           <w:lang w:val="fr_FR" w:bidi="fr_FR"/>
         </w:rPr>
         <w:t xml:space="preserve">; </w:t>
       </w:r>
-      <w:hyperlink r:id="rId60">
-        <w:r>
-          <w:rPr>
-            <w:lang w:val="fr_FR" w:bidi="fr_FR"/>
-          </w:rPr>
-          <w:rPr>
-            <w:color w:val="0000EE"/>
-            <w:u w:val="single"/>
-          </w:rPr>
-          <w:t xml:space="preserve">Ap 5.5 </w:t>
-        </w:r>
-      </w:hyperlink>
+      <w:r>
+        <w:rPr>
+          <w:lang w:val="fr_FR" w:bidi="fr_FR"/>
+        </w:rPr>
+        <w:t xml:space="preserve">Ap 5.5 </w:t>
+      </w:r>
       <w:r>
         <w:rPr>
           <w:lang w:val="fr_FR" w:bidi="fr_FR"/>
         </w:rPr>
         <w:t xml:space="preserve">; </w:t>
       </w:r>
-      <w:hyperlink r:id="rId61">
-        <w:r>
-          <w:rPr>
-            <w:lang w:val="fr_FR" w:bidi="fr_FR"/>
-          </w:rPr>
-          <w:rPr>
-            <w:color w:val="0000EE"/>
-            <w:u w:val="single"/>
-          </w:rPr>
-          <w:t>22.16</w:t>
-        </w:r>
-      </w:hyperlink>
+      <w:r>
+        <w:rPr>
+          <w:lang w:val="fr_FR" w:bidi="fr_FR"/>
+        </w:rPr>
+        <w:t>22.16</w:t>
+      </w:r>
       <w:r>
         <w:rPr>
           <w:lang w:val="fr_FR" w:bidi="fr_FR"/>
         </w:rPr>
         <w:t xml:space="preserve">). La vie et le règne de David préfigurent ainsi le règne messianique de Jésus-Christ, qui sera éternel (voir </w:t>
       </w:r>
-      <w:hyperlink r:id="rId62">
-        <w:r>
-          <w:rPr>
-            <w:lang w:val="fr_FR" w:bidi="fr_FR"/>
-          </w:rPr>
-          <w:rPr>
-            <w:color w:val="0000EE"/>
-            <w:u w:val="single"/>
-          </w:rPr>
-          <w:t xml:space="preserve">Lc 1.32–33 </w:t>
-        </w:r>
-      </w:hyperlink>
+      <w:r>
+        <w:rPr>
+          <w:lang w:val="fr_FR" w:bidi="fr_FR"/>
+        </w:rPr>
+        <w:t xml:space="preserve">Lc 1.32–33 </w:t>
+      </w:r>
       <w:r>
         <w:rPr>
           <w:lang w:val="fr_FR" w:bidi="fr_FR"/>
         </w:rPr>
         <w:t xml:space="preserve">; </w:t>
       </w:r>
-      <w:hyperlink r:id="rId63">
-        <w:r>
-          <w:rPr>
-            <w:lang w:val="fr_FR" w:bidi="fr_FR"/>
-          </w:rPr>
-          <w:rPr>
-            <w:color w:val="0000EE"/>
-            <w:u w:val="single"/>
-          </w:rPr>
-          <w:t>Ap 11.15</w:t>
-        </w:r>
-      </w:hyperlink>
+      <w:r>
+        <w:rPr>
+          <w:lang w:val="fr_FR" w:bidi="fr_FR"/>
+        </w:rPr>
+        <w:t>Ap 11.15</w:t>
+      </w:r>
       <w:r>
         <w:rPr>
           <w:lang w:val="fr_FR" w:bidi="fr_FR"/>
@@ -1497,486 +1179,324 @@
           <w:lang w:val="fr_FR" w:bidi="fr_FR"/>
         </w:rPr>
       </w:r>
-      <w:hyperlink r:id="rId64">
-        <w:r>
-          <w:rPr>
-            <w:lang w:val="fr_FR" w:bidi="fr_FR"/>
-          </w:rPr>
-          <w:rPr>
-            <w:color w:val="0000EE"/>
-            <w:u w:val="single"/>
-          </w:rPr>
-          <w:t>Rt 4.13–22</w:t>
-        </w:r>
-      </w:hyperlink>
+      <w:r>
+        <w:rPr>
+          <w:lang w:val="fr_FR" w:bidi="fr_FR"/>
+        </w:rPr>
+        <w:t>Rt 4.13–22</w:t>
+      </w:r>
       <w:r>
         <w:rPr>
           <w:lang w:val="fr_FR" w:bidi="fr_FR"/>
         </w:rPr>
         <w:t xml:space="preserve"> ; </w:t>
       </w:r>
-      <w:hyperlink r:id="rId65">
-        <w:r>
-          <w:rPr>
-            <w:lang w:val="fr_FR" w:bidi="fr_FR"/>
-          </w:rPr>
-          <w:rPr>
-            <w:color w:val="0000EE"/>
-            <w:u w:val="single"/>
-          </w:rPr>
-          <w:t>1S 16.1–17.58</w:t>
-        </w:r>
-      </w:hyperlink>
+      <w:r>
+        <w:rPr>
+          <w:lang w:val="fr_FR" w:bidi="fr_FR"/>
+        </w:rPr>
+        <w:t>1S 16.1–17.58</w:t>
+      </w:r>
       <w:r>
         <w:rPr>
           <w:lang w:val="fr_FR" w:bidi="fr_FR"/>
         </w:rPr>
         <w:t xml:space="preserve"> ; </w:t>
       </w:r>
-      <w:hyperlink r:id="rId66">
-        <w:r>
-          <w:rPr>
-            <w:lang w:val="fr_FR" w:bidi="fr_FR"/>
-          </w:rPr>
-          <w:rPr>
-            <w:color w:val="0000EE"/>
-            <w:u w:val="single"/>
-          </w:rPr>
-          <w:t>18.1–27.12</w:t>
-        </w:r>
-      </w:hyperlink>
+      <w:r>
+        <w:rPr>
+          <w:lang w:val="fr_FR" w:bidi="fr_FR"/>
+        </w:rPr>
+        <w:t>18.1–27.12</w:t>
+      </w:r>
       <w:r>
         <w:rPr>
           <w:lang w:val="fr_FR" w:bidi="fr_FR"/>
         </w:rPr>
         <w:t xml:space="preserve"> ; </w:t>
       </w:r>
-      <w:hyperlink r:id="rId67">
-        <w:r>
-          <w:rPr>
-            <w:lang w:val="fr_FR" w:bidi="fr_FR"/>
-          </w:rPr>
-          <w:rPr>
-            <w:color w:val="0000EE"/>
-            <w:u w:val="single"/>
-          </w:rPr>
-          <w:t>29.1–30.31</w:t>
-        </w:r>
-      </w:hyperlink>
+      <w:r>
+        <w:rPr>
+          <w:lang w:val="fr_FR" w:bidi="fr_FR"/>
+        </w:rPr>
+        <w:t>29.1–30.31</w:t>
+      </w:r>
       <w:r>
         <w:rPr>
           <w:lang w:val="fr_FR" w:bidi="fr_FR"/>
         </w:rPr>
         <w:t xml:space="preserve"> ; </w:t>
       </w:r>
-      <w:hyperlink r:id="rId68">
-        <w:r>
-          <w:rPr>
-            <w:lang w:val="fr_FR" w:bidi="fr_FR"/>
-          </w:rPr>
-          <w:rPr>
-            <w:color w:val="0000EE"/>
-            <w:u w:val="single"/>
-          </w:rPr>
-          <w:t>2S 1.1–24.25</w:t>
-        </w:r>
-      </w:hyperlink>
+      <w:r>
+        <w:rPr>
+          <w:lang w:val="fr_FR" w:bidi="fr_FR"/>
+        </w:rPr>
+        <w:t>2S 1.1–24.25</w:t>
+      </w:r>
       <w:r>
         <w:rPr>
           <w:lang w:val="fr_FR" w:bidi="fr_FR"/>
         </w:rPr>
         <w:t xml:space="preserve"> ; </w:t>
       </w:r>
-      <w:hyperlink r:id="rId69">
-        <w:r>
-          <w:rPr>
-            <w:lang w:val="fr_FR" w:bidi="fr_FR"/>
-          </w:rPr>
-          <w:rPr>
-            <w:color w:val="0000EE"/>
-            <w:u w:val="single"/>
-          </w:rPr>
-          <w:t>1R 1.1–2.12</w:t>
-        </w:r>
-      </w:hyperlink>
+      <w:r>
+        <w:rPr>
+          <w:lang w:val="fr_FR" w:bidi="fr_FR"/>
+        </w:rPr>
+        <w:t>1R 1.1–2.12</w:t>
+      </w:r>
       <w:r>
         <w:rPr>
           <w:lang w:val="fr_FR" w:bidi="fr_FR"/>
         </w:rPr>
         <w:t xml:space="preserve"> ; </w:t>
       </w:r>
-      <w:hyperlink r:id="rId70">
-        <w:r>
-          <w:rPr>
-            <w:lang w:val="fr_FR" w:bidi="fr_FR"/>
-          </w:rPr>
-          <w:rPr>
-            <w:color w:val="0000EE"/>
-            <w:u w:val="single"/>
-          </w:rPr>
-          <w:t>1Ch 11.1–29.30</w:t>
-        </w:r>
-      </w:hyperlink>
+      <w:r>
+        <w:rPr>
+          <w:lang w:val="fr_FR" w:bidi="fr_FR"/>
+        </w:rPr>
+        <w:t>1Ch 11.1–29.30</w:t>
+      </w:r>
       <w:r>
         <w:rPr>
           <w:lang w:val="fr_FR" w:bidi="fr_FR"/>
         </w:rPr>
         <w:t xml:space="preserve"> ; </w:t>
       </w:r>
-      <w:hyperlink r:id="rId71">
-        <w:r>
-          <w:rPr>
-            <w:lang w:val="fr_FR" w:bidi="fr_FR"/>
-          </w:rPr>
-          <w:rPr>
-            <w:color w:val="0000EE"/>
-            <w:u w:val="single"/>
-          </w:rPr>
-          <w:t>Ps 1–32</w:t>
-        </w:r>
-      </w:hyperlink>
+      <w:r>
+        <w:rPr>
+          <w:lang w:val="fr_FR" w:bidi="fr_FR"/>
+        </w:rPr>
+        <w:t>Ps 1–32</w:t>
+      </w:r>
       <w:r>
         <w:rPr>
           <w:lang w:val="fr_FR" w:bidi="fr_FR"/>
         </w:rPr>
         <w:t xml:space="preserve">, </w:t>
       </w:r>
-      <w:hyperlink r:id="rId72">
-        <w:r>
-          <w:rPr>
-            <w:lang w:val="fr_FR" w:bidi="fr_FR"/>
-          </w:rPr>
-          <w:rPr>
-            <w:color w:val="0000EE"/>
-            <w:u w:val="single"/>
-          </w:rPr>
-          <w:t>34–41</w:t>
-        </w:r>
-      </w:hyperlink>
+      <w:r>
+        <w:rPr>
+          <w:lang w:val="fr_FR" w:bidi="fr_FR"/>
+        </w:rPr>
+        <w:t>34–41</w:t>
+      </w:r>
       <w:r>
         <w:rPr>
           <w:lang w:val="fr_FR" w:bidi="fr_FR"/>
         </w:rPr>
         <w:t xml:space="preserve">, </w:t>
       </w:r>
-      <w:hyperlink r:id="rId73">
-        <w:r>
-          <w:rPr>
-            <w:lang w:val="fr_FR" w:bidi="fr_FR"/>
-          </w:rPr>
-          <w:rPr>
-            <w:color w:val="0000EE"/>
-            <w:u w:val="single"/>
-          </w:rPr>
-          <w:t>51–71</w:t>
-        </w:r>
-      </w:hyperlink>
+      <w:r>
+        <w:rPr>
+          <w:lang w:val="fr_FR" w:bidi="fr_FR"/>
+        </w:rPr>
+        <w:t>51–71</w:t>
+      </w:r>
       <w:r>
         <w:rPr>
           <w:lang w:val="fr_FR" w:bidi="fr_FR"/>
         </w:rPr>
         <w:t xml:space="preserve">, </w:t>
       </w:r>
-      <w:hyperlink r:id="rId74">
-        <w:r>
-          <w:rPr>
-            <w:lang w:val="fr_FR" w:bidi="fr_FR"/>
-          </w:rPr>
-          <w:rPr>
-            <w:color w:val="0000EE"/>
-            <w:u w:val="single"/>
-          </w:rPr>
-          <w:t>86</w:t>
-        </w:r>
-      </w:hyperlink>
+      <w:r>
+        <w:rPr>
+          <w:lang w:val="fr_FR" w:bidi="fr_FR"/>
+        </w:rPr>
+        <w:t>86</w:t>
+      </w:r>
       <w:r>
         <w:rPr>
           <w:lang w:val="fr_FR" w:bidi="fr_FR"/>
         </w:rPr>
         <w:t xml:space="preserve">, </w:t>
       </w:r>
-      <w:hyperlink r:id="rId75">
-        <w:r>
-          <w:rPr>
-            <w:lang w:val="fr_FR" w:bidi="fr_FR"/>
-          </w:rPr>
-          <w:rPr>
-            <w:color w:val="0000EE"/>
-            <w:u w:val="single"/>
-          </w:rPr>
-          <w:t>91–110</w:t>
-        </w:r>
-      </w:hyperlink>
+      <w:r>
+        <w:rPr>
+          <w:lang w:val="fr_FR" w:bidi="fr_FR"/>
+        </w:rPr>
+        <w:t>91–110</w:t>
+      </w:r>
       <w:r>
         <w:rPr>
           <w:lang w:val="fr_FR" w:bidi="fr_FR"/>
         </w:rPr>
         <w:t xml:space="preserve">, </w:t>
       </w:r>
-      <w:hyperlink r:id="rId76">
-        <w:r>
-          <w:rPr>
-            <w:lang w:val="fr_FR" w:bidi="fr_FR"/>
-          </w:rPr>
-          <w:rPr>
-            <w:color w:val="0000EE"/>
-            <w:u w:val="single"/>
-          </w:rPr>
-          <w:t>122</w:t>
-        </w:r>
-      </w:hyperlink>
+      <w:r>
+        <w:rPr>
+          <w:lang w:val="fr_FR" w:bidi="fr_FR"/>
+        </w:rPr>
+        <w:t>122</w:t>
+      </w:r>
       <w:r>
         <w:rPr>
           <w:lang w:val="fr_FR" w:bidi="fr_FR"/>
         </w:rPr>
         <w:t xml:space="preserve">, </w:t>
       </w:r>
-      <w:hyperlink r:id="rId77">
-        <w:r>
-          <w:rPr>
-            <w:lang w:val="fr_FR" w:bidi="fr_FR"/>
-          </w:rPr>
-          <w:rPr>
-            <w:color w:val="0000EE"/>
-            <w:u w:val="single"/>
-          </w:rPr>
-          <w:t>124</w:t>
-        </w:r>
-      </w:hyperlink>
+      <w:r>
+        <w:rPr>
+          <w:lang w:val="fr_FR" w:bidi="fr_FR"/>
+        </w:rPr>
+        <w:t>124</w:t>
+      </w:r>
       <w:r>
         <w:rPr>
           <w:lang w:val="fr_FR" w:bidi="fr_FR"/>
         </w:rPr>
         <w:t xml:space="preserve">, </w:t>
       </w:r>
-      <w:hyperlink r:id="rId78">
-        <w:r>
-          <w:rPr>
-            <w:lang w:val="fr_FR" w:bidi="fr_FR"/>
-          </w:rPr>
-          <w:rPr>
-            <w:color w:val="0000EE"/>
-            <w:u w:val="single"/>
-          </w:rPr>
-          <w:t>131</w:t>
-        </w:r>
-      </w:hyperlink>
+      <w:r>
+        <w:rPr>
+          <w:lang w:val="fr_FR" w:bidi="fr_FR"/>
+        </w:rPr>
+        <w:t>131</w:t>
+      </w:r>
       <w:r>
         <w:rPr>
           <w:lang w:val="fr_FR" w:bidi="fr_FR"/>
         </w:rPr>
         <w:t xml:space="preserve">, </w:t>
       </w:r>
-      <w:hyperlink r:id="rId79">
-        <w:r>
-          <w:rPr>
-            <w:lang w:val="fr_FR" w:bidi="fr_FR"/>
-          </w:rPr>
-          <w:rPr>
-            <w:color w:val="0000EE"/>
-            <w:u w:val="single"/>
-          </w:rPr>
-          <w:t>133</w:t>
-        </w:r>
-      </w:hyperlink>
+      <w:r>
+        <w:rPr>
+          <w:lang w:val="fr_FR" w:bidi="fr_FR"/>
+        </w:rPr>
+        <w:t>133</w:t>
+      </w:r>
       <w:r>
         <w:rPr>
           <w:lang w:val="fr_FR" w:bidi="fr_FR"/>
         </w:rPr>
         <w:t xml:space="preserve">, </w:t>
       </w:r>
-      <w:hyperlink r:id="rId80">
-        <w:r>
-          <w:rPr>
-            <w:lang w:val="fr_FR" w:bidi="fr_FR"/>
-          </w:rPr>
-          <w:rPr>
-            <w:color w:val="0000EE"/>
-            <w:u w:val="single"/>
-          </w:rPr>
-          <w:t>138–145</w:t>
-        </w:r>
-      </w:hyperlink>
+      <w:r>
+        <w:rPr>
+          <w:lang w:val="fr_FR" w:bidi="fr_FR"/>
+        </w:rPr>
+        <w:t>138–145</w:t>
+      </w:r>
       <w:r>
         <w:rPr>
           <w:lang w:val="fr_FR" w:bidi="fr_FR"/>
         </w:rPr>
         <w:t xml:space="preserve"> ; </w:t>
       </w:r>
-      <w:hyperlink r:id="rId51">
-        <w:r>
-          <w:rPr>
-            <w:lang w:val="fr_FR" w:bidi="fr_FR"/>
-          </w:rPr>
-          <w:rPr>
-            <w:color w:val="0000EE"/>
-            <w:u w:val="single"/>
-          </w:rPr>
-          <w:t>Mt 1.1</w:t>
-        </w:r>
-      </w:hyperlink>
+      <w:r>
+        <w:rPr>
+          <w:lang w:val="fr_FR" w:bidi="fr_FR"/>
+        </w:rPr>
+        <w:t>Mt 1.1</w:t>
+      </w:r>
       <w:r>
         <w:rPr>
           <w:lang w:val="fr_FR" w:bidi="fr_FR"/>
         </w:rPr>
         <w:t xml:space="preserve"> ; </w:t>
       </w:r>
-      <w:hyperlink r:id="rId52">
-        <w:r>
-          <w:rPr>
-            <w:lang w:val="fr_FR" w:bidi="fr_FR"/>
-          </w:rPr>
-          <w:rPr>
-            <w:color w:val="0000EE"/>
-            <w:u w:val="single"/>
-          </w:rPr>
-          <w:t>9.27</w:t>
-        </w:r>
-      </w:hyperlink>
+      <w:r>
+        <w:rPr>
+          <w:lang w:val="fr_FR" w:bidi="fr_FR"/>
+        </w:rPr>
+        <w:t>9.27</w:t>
+      </w:r>
       <w:r>
         <w:rPr>
           <w:lang w:val="fr_FR" w:bidi="fr_FR"/>
         </w:rPr>
         <w:t xml:space="preserve"> ; </w:t>
       </w:r>
-      <w:hyperlink r:id="rId81">
-        <w:r>
-          <w:rPr>
-            <w:lang w:val="fr_FR" w:bidi="fr_FR"/>
-          </w:rPr>
-          <w:rPr>
-            <w:color w:val="0000EE"/>
-            <w:u w:val="single"/>
-          </w:rPr>
-          <w:t>22.41–46</w:t>
-        </w:r>
-      </w:hyperlink>
+      <w:r>
+        <w:rPr>
+          <w:lang w:val="fr_FR" w:bidi="fr_FR"/>
+        </w:rPr>
+        <w:t>22.41–46</w:t>
+      </w:r>
       <w:r>
         <w:rPr>
           <w:lang w:val="fr_FR" w:bidi="fr_FR"/>
         </w:rPr>
         <w:t xml:space="preserve"> ; </w:t>
       </w:r>
-      <w:hyperlink r:id="rId56">
-        <w:r>
-          <w:rPr>
-            <w:lang w:val="fr_FR" w:bidi="fr_FR"/>
-          </w:rPr>
-          <w:rPr>
-            <w:color w:val="0000EE"/>
-            <w:u w:val="single"/>
-          </w:rPr>
-          <w:t>Mc 12.35–37</w:t>
-        </w:r>
-      </w:hyperlink>
+      <w:r>
+        <w:rPr>
+          <w:lang w:val="fr_FR" w:bidi="fr_FR"/>
+        </w:rPr>
+        <w:t>Mc 12.35–37</w:t>
+      </w:r>
       <w:r>
         <w:rPr>
           <w:lang w:val="fr_FR" w:bidi="fr_FR"/>
         </w:rPr>
         <w:t xml:space="preserve"> ; </w:t>
       </w:r>
-      <w:hyperlink r:id="rId58">
-        <w:r>
-          <w:rPr>
-            <w:lang w:val="fr_FR" w:bidi="fr_FR"/>
-          </w:rPr>
-          <w:rPr>
-            <w:color w:val="0000EE"/>
-            <w:u w:val="single"/>
-          </w:rPr>
-          <w:t>Lc 20.41–44</w:t>
-        </w:r>
-      </w:hyperlink>
+      <w:r>
+        <w:rPr>
+          <w:lang w:val="fr_FR" w:bidi="fr_FR"/>
+        </w:rPr>
+        <w:t>Lc 20.41–44</w:t>
+      </w:r>
       <w:r>
         <w:rPr>
           <w:lang w:val="fr_FR" w:bidi="fr_FR"/>
         </w:rPr>
         <w:t xml:space="preserve"> ; </w:t>
       </w:r>
-      <w:hyperlink r:id="rId82">
-        <w:r>
-          <w:rPr>
-            <w:lang w:val="fr_FR" w:bidi="fr_FR"/>
-          </w:rPr>
-          <w:rPr>
-            <w:color w:val="0000EE"/>
-            <w:u w:val="single"/>
-          </w:rPr>
-          <w:t>Jn 7.40–44</w:t>
-        </w:r>
-      </w:hyperlink>
+      <w:r>
+        <w:rPr>
+          <w:lang w:val="fr_FR" w:bidi="fr_FR"/>
+        </w:rPr>
+        <w:t>Jn 7.40–44</w:t>
+      </w:r>
       <w:r>
         <w:rPr>
           <w:lang w:val="fr_FR" w:bidi="fr_FR"/>
         </w:rPr>
         <w:t xml:space="preserve"> ; </w:t>
       </w:r>
-      <w:hyperlink r:id="rId83">
-        <w:r>
-          <w:rPr>
-            <w:lang w:val="fr_FR" w:bidi="fr_FR"/>
-          </w:rPr>
-          <w:rPr>
-            <w:color w:val="0000EE"/>
-            <w:u w:val="single"/>
-          </w:rPr>
-          <w:t>Ac 2.22–37</w:t>
-        </w:r>
-      </w:hyperlink>
+      <w:r>
+        <w:rPr>
+          <w:lang w:val="fr_FR" w:bidi="fr_FR"/>
+        </w:rPr>
+        <w:t>Ac 2.22–37</w:t>
+      </w:r>
       <w:r>
         <w:rPr>
           <w:lang w:val="fr_FR" w:bidi="fr_FR"/>
         </w:rPr>
         <w:t xml:space="preserve"> ; </w:t>
       </w:r>
-      <w:hyperlink r:id="rId84">
-        <w:r>
-          <w:rPr>
-            <w:lang w:val="fr_FR" w:bidi="fr_FR"/>
-          </w:rPr>
-          <w:rPr>
-            <w:color w:val="0000EE"/>
-            <w:u w:val="single"/>
-          </w:rPr>
-          <w:t>13.20–43</w:t>
-        </w:r>
-      </w:hyperlink>
+      <w:r>
+        <w:rPr>
+          <w:lang w:val="fr_FR" w:bidi="fr_FR"/>
+        </w:rPr>
+        <w:t>13.20–43</w:t>
+      </w:r>
       <w:r>
         <w:rPr>
           <w:lang w:val="fr_FR" w:bidi="fr_FR"/>
         </w:rPr>
         <w:t xml:space="preserve"> ; </w:t>
       </w:r>
-      <w:hyperlink r:id="rId85">
-        <w:r>
-          <w:rPr>
-            <w:lang w:val="fr_FR" w:bidi="fr_FR"/>
-          </w:rPr>
-          <w:rPr>
-            <w:color w:val="0000EE"/>
-            <w:u w:val="single"/>
-          </w:rPr>
-          <w:t>Rm 1.3</w:t>
-        </w:r>
-      </w:hyperlink>
+      <w:r>
+        <w:rPr>
+          <w:lang w:val="fr_FR" w:bidi="fr_FR"/>
+        </w:rPr>
+        <w:t>Rm 1.3</w:t>
+      </w:r>
       <w:r>
         <w:rPr>
           <w:lang w:val="fr_FR" w:bidi="fr_FR"/>
         </w:rPr>
         <w:t xml:space="preserve"> ; </w:t>
       </w:r>
-      <w:hyperlink r:id="rId61">
-        <w:r>
-          <w:rPr>
-            <w:lang w:val="fr_FR" w:bidi="fr_FR"/>
-          </w:rPr>
-          <w:rPr>
-            <w:color w:val="0000EE"/>
-            <w:u w:val="single"/>
-          </w:rPr>
-          <w:t>Ap 22.16</w:t>
-        </w:r>
-      </w:hyperlink>
+      <w:r>
+        <w:rPr>
+          <w:lang w:val="fr_FR" w:bidi="fr_FR"/>
+        </w:rPr>
+        <w:t>Ap 22.16</w:t>
+      </w:r>
       <w:r>
         <w:rPr>
           <w:lang w:val="fr_FR" w:bidi="fr_FR"/>
@@ -2025,18 +1545,12 @@
         </w:rPr>
         <w:t xml:space="preserve">La prophétesse Débora fut l'une des premières juges d'Israël. Elle était une femme intègre et dévoué pour le Seigneur. En tant que prophète, elle recevait des messages divins. En tant que juge, elle réglait des différends juridiques. Les gens la qualifiaient souvent de « mère en Israël » (voir </w:t>
       </w:r>
-      <w:hyperlink r:id="rId86">
-        <w:r>
-          <w:rPr>
-            <w:lang w:val="fr_FR" w:bidi="fr_FR"/>
-          </w:rPr>
-          <w:rPr>
-            <w:color w:val="0000EE"/>
-            <w:u w:val="single"/>
-          </w:rPr>
-          <w:t>Jg 5.7</w:t>
-        </w:r>
-      </w:hyperlink>
+      <w:r>
+        <w:rPr>
+          <w:lang w:val="fr_FR" w:bidi="fr_FR"/>
+        </w:rPr>
+        <w:t>Jg 5.7</w:t>
+      </w:r>
       <w:r>
         <w:rPr>
           <w:lang w:val="fr_FR" w:bidi="fr_FR"/>
@@ -2069,36 +1583,24 @@
         </w:rPr>
         <w:t xml:space="preserve"> (</w:t>
       </w:r>
-      <w:hyperlink r:id="rId87">
-        <w:r>
-          <w:rPr>
-            <w:lang w:val="fr_FR" w:bidi="fr_FR"/>
-          </w:rPr>
-          <w:rPr>
-            <w:color w:val="0000EE"/>
-            <w:u w:val="single"/>
-          </w:rPr>
-          <w:t>Jg 4.1</w:t>
-        </w:r>
-      </w:hyperlink>
+      <w:r>
+        <w:rPr>
+          <w:lang w:val="fr_FR" w:bidi="fr_FR"/>
+        </w:rPr>
+        <w:t>Jg 4.1</w:t>
+      </w:r>
       <w:r>
         <w:rPr>
           <w:lang w:val="fr_FR" w:bidi="fr_FR"/>
         </w:rPr>
         <w:t>) et ne vivant pas dans l'unité. Attristé de cela, le Seigneur livra Israël aux mains d'un oppresseur, Jabin, roi de Canaan. Dans leur détresse, les Israélites élevèrent à nouveau un cri vers le Seigneur, implorant son secours (</w:t>
       </w:r>
-      <w:hyperlink r:id="rId88">
-        <w:r>
-          <w:rPr>
-            <w:lang w:val="fr_FR" w:bidi="fr_FR"/>
-          </w:rPr>
-          <w:rPr>
-            <w:color w:val="0000EE"/>
-            <w:u w:val="single"/>
-          </w:rPr>
-          <w:t>Jg 4.3</w:t>
-        </w:r>
-      </w:hyperlink>
+      <w:r>
+        <w:rPr>
+          <w:lang w:val="fr_FR" w:bidi="fr_FR"/>
+        </w:rPr>
+        <w:t>Jg 4.3</w:t>
+      </w:r>
       <w:r>
         <w:rPr>
           <w:lang w:val="fr_FR" w:bidi="fr_FR"/>
@@ -2119,18 +1621,12 @@
         </w:rPr>
         <w:t>Dieu appela alors Barak, par l'intermédiaire de Débora, pour mener la lutte contre Sisera, le redoutable commandant de l'armée de Jabin. Cependant, Barak, manquant de courage, insista pour que Débora l'accompagne. Débora accepta mais lui dit que la gloire de la victoire reviendrait à une femme, et non pas à lui. Cette prédiction se réalisa lorsque, malgré la victoire de Barak sur Sisera, c'est Jaël, la femme qui porta le coup de grâce en tuant Sisera, qui reçut tous les honneurs. Ce contraste saisissant révéla la force et les qualités de commandement de Débora et de Jaël, et la timidité de Barak. La manière d'agir de Débora permit à Israël de jouir de quarante années de paix (</w:t>
       </w:r>
-      <w:hyperlink r:id="rId89">
-        <w:r>
-          <w:rPr>
-            <w:lang w:val="fr_FR" w:bidi="fr_FR"/>
-          </w:rPr>
-          <w:rPr>
-            <w:color w:val="0000EE"/>
-            <w:u w:val="single"/>
-          </w:rPr>
-          <w:t>Jg 5.31</w:t>
-        </w:r>
-      </w:hyperlink>
+      <w:r>
+        <w:rPr>
+          <w:lang w:val="fr_FR" w:bidi="fr_FR"/>
+        </w:rPr>
+        <w:t>Jg 5.31</w:t>
+      </w:r>
       <w:r>
         <w:rPr>
           <w:lang w:val="fr_FR" w:bidi="fr_FR"/>
@@ -2160,18 +1656,12 @@
           <w:lang w:val="fr_FR" w:bidi="fr_FR"/>
         </w:rPr>
       </w:r>
-      <w:hyperlink r:id="rId90">
-        <w:r>
-          <w:rPr>
-            <w:lang w:val="fr_FR" w:bidi="fr_FR"/>
-          </w:rPr>
-          <w:rPr>
-            <w:color w:val="0000EE"/>
-            <w:u w:val="single"/>
-          </w:rPr>
-          <w:t>Jg 4.1–5.31</w:t>
-        </w:r>
-      </w:hyperlink>
+      <w:r>
+        <w:rPr>
+          <w:lang w:val="fr_FR" w:bidi="fr_FR"/>
+        </w:rPr>
+        <w:t>Jg 4.1–5.31</w:t>
+      </w:r>
       <w:r>
         <w:rPr>
           <w:lang w:val="fr_FR" w:bidi="fr_FR"/>
@@ -2220,18 +1710,12 @@
         </w:rPr>
         <w:t xml:space="preserve">Jésus était souvent en désaccord avec les dirigeants juifs pendant son ministère public. Ces dirigeants pensaient qu’ils protégeaient le temple, ses sacrifices, la synagogue et ses enseignements. Au cours de la dernière semaine de Jésus à Jérusalem, ces désaccords sont devenus plus intenses et ont contribué à monter le dossier contre lui (voir </w:t>
       </w:r>
-      <w:hyperlink r:id="rId91">
-        <w:r>
-          <w:rPr>
-            <w:lang w:val="fr_FR" w:bidi="fr_FR"/>
-          </w:rPr>
-          <w:rPr>
-            <w:color w:val="0000EE"/>
-            <w:u w:val="single"/>
-          </w:rPr>
-          <w:t>Mt 23</w:t>
-        </w:r>
-      </w:hyperlink>
+      <w:r>
+        <w:rPr>
+          <w:lang w:val="fr_FR" w:bidi="fr_FR"/>
+        </w:rPr>
+        <w:t>Mt 23</w:t>
+      </w:r>
       <w:r>
         <w:rPr>
           <w:lang w:val="fr_FR" w:bidi="fr_FR"/>
@@ -2252,54 +1736,36 @@
         </w:rPr>
         <w:t xml:space="preserve">Lorsque Jean a écrit son Évangile, les synagogues juives locales attaquaient les disciples de Jésus dans leurs régions. Ce conflit a influencé l’écriture de Jean (voir </w:t>
       </w:r>
-      <w:hyperlink r:id="rId92">
-        <w:r>
-          <w:rPr>
-            <w:lang w:val="fr_FR" w:bidi="fr_FR"/>
-          </w:rPr>
-          <w:rPr>
-            <w:color w:val="0000EE"/>
-            <w:u w:val="single"/>
-          </w:rPr>
-          <w:t>Ac 14.19</w:t>
-        </w:r>
-      </w:hyperlink>
+      <w:r>
+        <w:rPr>
+          <w:lang w:val="fr_FR" w:bidi="fr_FR"/>
+        </w:rPr>
+        <w:t>Ac 14.19</w:t>
+      </w:r>
       <w:r>
         <w:rPr>
           <w:lang w:val="fr_FR" w:bidi="fr_FR"/>
         </w:rPr>
         <w:t xml:space="preserve"> ; </w:t>
       </w:r>
-      <w:hyperlink r:id="rId93">
-        <w:r>
-          <w:rPr>
-            <w:lang w:val="fr_FR" w:bidi="fr_FR"/>
-          </w:rPr>
-          <w:rPr>
-            <w:color w:val="0000EE"/>
-            <w:u w:val="single"/>
-          </w:rPr>
-          <w:t>1Th 2.14</w:t>
-        </w:r>
-      </w:hyperlink>
+      <w:r>
+        <w:rPr>
+          <w:lang w:val="fr_FR" w:bidi="fr_FR"/>
+        </w:rPr>
+        <w:t>1Th 2.14</w:t>
+      </w:r>
       <w:r>
         <w:rPr>
           <w:lang w:val="fr_FR" w:bidi="fr_FR"/>
         </w:rPr>
         <w:t xml:space="preserve"> ; comparer </w:t>
       </w:r>
-      <w:hyperlink r:id="rId94">
-        <w:r>
-          <w:rPr>
-            <w:lang w:val="fr_FR" w:bidi="fr_FR"/>
-          </w:rPr>
-          <w:rPr>
-            <w:color w:val="0000EE"/>
-            <w:u w:val="single"/>
-          </w:rPr>
-          <w:t>Ga 1.13–14</w:t>
-        </w:r>
-      </w:hyperlink>
+      <w:r>
+        <w:rPr>
+          <w:lang w:val="fr_FR" w:bidi="fr_FR"/>
+        </w:rPr>
+        <w:t>Ga 1.13–14</w:t>
+      </w:r>
       <w:r>
         <w:rPr>
           <w:lang w:val="fr_FR" w:bidi="fr_FR"/>
@@ -2320,72 +1786,48 @@
         </w:rPr>
         <w:t xml:space="preserve">L’appellation grecque pour « dirigeants juifs » pouvait également signifier « Juifs ». Cependant, elle désignait surtout les dirigeants du temple qui s’opposaient à Jésus, le jugeaient et planifiaient sa mort sur la croix (voir </w:t>
       </w:r>
-      <w:hyperlink r:id="rId95">
-        <w:r>
-          <w:rPr>
-            <w:lang w:val="fr_FR" w:bidi="fr_FR"/>
-          </w:rPr>
-          <w:rPr>
-            <w:color w:val="0000EE"/>
-            <w:u w:val="single"/>
-          </w:rPr>
-          <w:t>Jn 1.19</w:t>
-        </w:r>
-      </w:hyperlink>
+      <w:r>
+        <w:rPr>
+          <w:lang w:val="fr_FR" w:bidi="fr_FR"/>
+        </w:rPr>
+        <w:t>Jn 1.19</w:t>
+      </w:r>
       <w:r>
         <w:rPr>
           <w:lang w:val="fr_FR" w:bidi="fr_FR"/>
         </w:rPr>
         <w:t xml:space="preserve"> ; </w:t>
       </w:r>
-      <w:hyperlink r:id="rId96">
-        <w:r>
-          <w:rPr>
-            <w:lang w:val="fr_FR" w:bidi="fr_FR"/>
-          </w:rPr>
-          <w:rPr>
-            <w:color w:val="0000EE"/>
-            <w:u w:val="single"/>
-          </w:rPr>
-          <w:t>2.18</w:t>
-        </w:r>
-      </w:hyperlink>
+      <w:r>
+        <w:rPr>
+          <w:lang w:val="fr_FR" w:bidi="fr_FR"/>
+        </w:rPr>
+        <w:t>2.18</w:t>
+      </w:r>
       <w:r>
         <w:rPr>
           <w:lang w:val="fr_FR" w:bidi="fr_FR"/>
         </w:rPr>
         <w:t xml:space="preserve"> ; </w:t>
       </w:r>
-      <w:hyperlink r:id="rId97">
-        <w:r>
-          <w:rPr>
-            <w:lang w:val="fr_FR" w:bidi="fr_FR"/>
-          </w:rPr>
-          <w:rPr>
-            <w:color w:val="0000EE"/>
-            <w:u w:val="single"/>
-          </w:rPr>
-          <w:t>5.9–18</w:t>
-        </w:r>
-      </w:hyperlink>
+      <w:r>
+        <w:rPr>
+          <w:lang w:val="fr_FR" w:bidi="fr_FR"/>
+        </w:rPr>
+        <w:t>5.9–18</w:t>
+      </w:r>
       <w:r>
         <w:rPr>
           <w:lang w:val="fr_FR" w:bidi="fr_FR"/>
         </w:rPr>
         <w:t xml:space="preserve"> ; </w:t>
       </w:r>
-      <w:hyperlink r:id="rId98">
-        <w:r>
-          <w:rPr>
-            <w:lang w:val="fr_FR" w:bidi="fr_FR"/>
-          </w:rPr>
-          <w:rPr>
-            <w:color w:val="0000EE"/>
-            <w:u w:val="single"/>
-          </w:rPr>
-          <w:t>9.18–22</w:t>
-        </w:r>
-      </w:hyperlink>
+      <w:r>
+        <w:rPr>
+          <w:lang w:val="fr_FR" w:bidi="fr_FR"/>
+        </w:rPr>
+        <w:t>9.18–22</w:t>
+      </w:r>
       <w:r>
         <w:rPr>
           <w:lang w:val="fr_FR" w:bidi="fr_FR"/>
@@ -2415,432 +1857,288 @@
           <w:lang w:val="fr_FR" w:bidi="fr_FR"/>
         </w:rPr>
       </w:r>
-      <w:hyperlink r:id="rId99">
-        <w:r>
-          <w:rPr>
-            <w:lang w:val="fr_FR" w:bidi="fr_FR"/>
-          </w:rPr>
-          <w:rPr>
-            <w:color w:val="0000EE"/>
-            <w:u w:val="single"/>
-          </w:rPr>
-          <w:t>Jn 1.19–24</w:t>
-        </w:r>
-      </w:hyperlink>
+      <w:r>
+        <w:rPr>
+          <w:lang w:val="fr_FR" w:bidi="fr_FR"/>
+        </w:rPr>
+        <w:t>Jn 1.19–24</w:t>
+      </w:r>
       <w:r>
         <w:rPr>
           <w:lang w:val="fr_FR" w:bidi="fr_FR"/>
         </w:rPr>
         <w:t xml:space="preserve"> ; </w:t>
       </w:r>
-      <w:hyperlink r:id="rId100">
-        <w:r>
-          <w:rPr>
-            <w:lang w:val="fr_FR" w:bidi="fr_FR"/>
-          </w:rPr>
-          <w:rPr>
-            <w:color w:val="0000EE"/>
-            <w:u w:val="single"/>
-          </w:rPr>
-          <w:t>2.18–20</w:t>
-        </w:r>
-      </w:hyperlink>
+      <w:r>
+        <w:rPr>
+          <w:lang w:val="fr_FR" w:bidi="fr_FR"/>
+        </w:rPr>
+        <w:t>2.18–20</w:t>
+      </w:r>
       <w:r>
         <w:rPr>
           <w:lang w:val="fr_FR" w:bidi="fr_FR"/>
         </w:rPr>
         <w:t xml:space="preserve"> ; </w:t>
       </w:r>
-      <w:hyperlink r:id="rId97">
-        <w:r>
-          <w:rPr>
-            <w:lang w:val="fr_FR" w:bidi="fr_FR"/>
-          </w:rPr>
-          <w:rPr>
-            <w:color w:val="0000EE"/>
-            <w:u w:val="single"/>
-          </w:rPr>
-          <w:t>5.9–18</w:t>
-        </w:r>
-      </w:hyperlink>
+      <w:r>
+        <w:rPr>
+          <w:lang w:val="fr_FR" w:bidi="fr_FR"/>
+        </w:rPr>
+        <w:t>5.9–18</w:t>
+      </w:r>
       <w:r>
         <w:rPr>
           <w:lang w:val="fr_FR" w:bidi="fr_FR"/>
         </w:rPr>
         <w:t xml:space="preserve"> ; </w:t>
       </w:r>
-      <w:hyperlink r:id="rId101">
-        <w:r>
-          <w:rPr>
-            <w:lang w:val="fr_FR" w:bidi="fr_FR"/>
-          </w:rPr>
-          <w:rPr>
-            <w:color w:val="0000EE"/>
-            <w:u w:val="single"/>
-          </w:rPr>
-          <w:t>7.1</w:t>
-        </w:r>
-      </w:hyperlink>
+      <w:r>
+        <w:rPr>
+          <w:lang w:val="fr_FR" w:bidi="fr_FR"/>
+        </w:rPr>
+        <w:t>7.1</w:t>
+      </w:r>
       <w:r>
         <w:rPr>
           <w:lang w:val="fr_FR" w:bidi="fr_FR"/>
         </w:rPr>
         <w:t xml:space="preserve">, </w:t>
       </w:r>
-      <w:hyperlink r:id="rId102">
-        <w:r>
-          <w:rPr>
-            <w:lang w:val="fr_FR" w:bidi="fr_FR"/>
-          </w:rPr>
-          <w:rPr>
-            <w:color w:val="0000EE"/>
-            <w:u w:val="single"/>
-          </w:rPr>
-          <w:t>10–13</w:t>
-        </w:r>
-      </w:hyperlink>
+      <w:r>
+        <w:rPr>
+          <w:lang w:val="fr_FR" w:bidi="fr_FR"/>
+        </w:rPr>
+        <w:t>10–13</w:t>
+      </w:r>
       <w:r>
         <w:rPr>
           <w:lang w:val="fr_FR" w:bidi="fr_FR"/>
         </w:rPr>
         <w:t xml:space="preserve">, </w:t>
       </w:r>
-      <w:hyperlink r:id="rId103">
-        <w:r>
-          <w:rPr>
-            <w:lang w:val="fr_FR" w:bidi="fr_FR"/>
-          </w:rPr>
-          <w:rPr>
-            <w:color w:val="0000EE"/>
-            <w:u w:val="single"/>
-          </w:rPr>
-          <w:t>35–36</w:t>
-        </w:r>
-      </w:hyperlink>
+      <w:r>
+        <w:rPr>
+          <w:lang w:val="fr_FR" w:bidi="fr_FR"/>
+        </w:rPr>
+        <w:t>35–36</w:t>
+      </w:r>
       <w:r>
         <w:rPr>
           <w:lang w:val="fr_FR" w:bidi="fr_FR"/>
         </w:rPr>
         <w:t xml:space="preserve"> ; </w:t>
       </w:r>
-      <w:hyperlink r:id="rId104">
-        <w:r>
-          <w:rPr>
-            <w:lang w:val="fr_FR" w:bidi="fr_FR"/>
-          </w:rPr>
-          <w:rPr>
-            <w:color w:val="0000EE"/>
-            <w:u w:val="single"/>
-          </w:rPr>
-          <w:t>9.13–34</w:t>
-        </w:r>
-      </w:hyperlink>
+      <w:r>
+        <w:rPr>
+          <w:lang w:val="fr_FR" w:bidi="fr_FR"/>
+        </w:rPr>
+        <w:t>9.13–34</w:t>
+      </w:r>
       <w:r>
         <w:rPr>
           <w:lang w:val="fr_FR" w:bidi="fr_FR"/>
         </w:rPr>
         <w:t xml:space="preserve"> ; </w:t>
       </w:r>
-      <w:hyperlink r:id="rId105">
-        <w:r>
-          <w:rPr>
-            <w:lang w:val="fr_FR" w:bidi="fr_FR"/>
-          </w:rPr>
-          <w:rPr>
-            <w:color w:val="0000EE"/>
-            <w:u w:val="single"/>
-          </w:rPr>
-          <w:t>11.45–54</w:t>
-        </w:r>
-      </w:hyperlink>
+      <w:r>
+        <w:rPr>
+          <w:lang w:val="fr_FR" w:bidi="fr_FR"/>
+        </w:rPr>
+        <w:t>11.45–54</w:t>
+      </w:r>
       <w:r>
         <w:rPr>
           <w:lang w:val="fr_FR" w:bidi="fr_FR"/>
         </w:rPr>
         <w:t xml:space="preserve"> ; </w:t>
       </w:r>
-      <w:hyperlink r:id="rId106">
-        <w:r>
-          <w:rPr>
-            <w:lang w:val="fr_FR" w:bidi="fr_FR"/>
-          </w:rPr>
-          <w:rPr>
-            <w:color w:val="0000EE"/>
-            <w:u w:val="single"/>
-          </w:rPr>
-          <w:t>12.41–43</w:t>
-        </w:r>
-      </w:hyperlink>
+      <w:r>
+        <w:rPr>
+          <w:lang w:val="fr_FR" w:bidi="fr_FR"/>
+        </w:rPr>
+        <w:t>12.41–43</w:t>
+      </w:r>
       <w:r>
         <w:rPr>
           <w:lang w:val="fr_FR" w:bidi="fr_FR"/>
         </w:rPr>
         <w:t xml:space="preserve"> ; </w:t>
       </w:r>
-      <w:hyperlink r:id="rId107">
-        <w:r>
-          <w:rPr>
-            <w:lang w:val="fr_FR" w:bidi="fr_FR"/>
-          </w:rPr>
-          <w:rPr>
-            <w:color w:val="0000EE"/>
-            <w:u w:val="single"/>
-          </w:rPr>
-          <w:t>18.28–36</w:t>
-        </w:r>
-      </w:hyperlink>
+      <w:r>
+        <w:rPr>
+          <w:lang w:val="fr_FR" w:bidi="fr_FR"/>
+        </w:rPr>
+        <w:t>18.28–36</w:t>
+      </w:r>
       <w:r>
         <w:rPr>
           <w:lang w:val="fr_FR" w:bidi="fr_FR"/>
         </w:rPr>
         <w:t xml:space="preserve"> ; </w:t>
       </w:r>
-      <w:hyperlink r:id="rId108">
-        <w:r>
-          <w:rPr>
-            <w:lang w:val="fr_FR" w:bidi="fr_FR"/>
-          </w:rPr>
-          <w:rPr>
-            <w:color w:val="0000EE"/>
-            <w:u w:val="single"/>
-          </w:rPr>
-          <w:t>19.6–8</w:t>
-        </w:r>
-      </w:hyperlink>
+      <w:r>
+        <w:rPr>
+          <w:lang w:val="fr_FR" w:bidi="fr_FR"/>
+        </w:rPr>
+        <w:t>19.6–8</w:t>
+      </w:r>
       <w:r>
         <w:rPr>
           <w:lang w:val="fr_FR" w:bidi="fr_FR"/>
         </w:rPr>
         <w:t xml:space="preserve">, </w:t>
       </w:r>
-      <w:hyperlink r:id="rId109">
-        <w:r>
-          <w:rPr>
-            <w:lang w:val="fr_FR" w:bidi="fr_FR"/>
-          </w:rPr>
-          <w:rPr>
-            <w:color w:val="0000EE"/>
-            <w:u w:val="single"/>
-          </w:rPr>
-          <w:t>12–16</w:t>
-        </w:r>
-      </w:hyperlink>
+      <w:r>
+        <w:rPr>
+          <w:lang w:val="fr_FR" w:bidi="fr_FR"/>
+        </w:rPr>
+        <w:t>12–16</w:t>
+      </w:r>
       <w:r>
         <w:rPr>
           <w:lang w:val="fr_FR" w:bidi="fr_FR"/>
         </w:rPr>
         <w:t xml:space="preserve">, </w:t>
       </w:r>
-      <w:hyperlink r:id="rId110">
-        <w:r>
-          <w:rPr>
-            <w:lang w:val="fr_FR" w:bidi="fr_FR"/>
-          </w:rPr>
-          <w:rPr>
-            <w:color w:val="0000EE"/>
-            <w:u w:val="single"/>
-          </w:rPr>
-          <w:t>31</w:t>
-        </w:r>
-      </w:hyperlink>
+      <w:r>
+        <w:rPr>
+          <w:lang w:val="fr_FR" w:bidi="fr_FR"/>
+        </w:rPr>
+        <w:t>31</w:t>
+      </w:r>
       <w:r>
         <w:rPr>
           <w:lang w:val="fr_FR" w:bidi="fr_FR"/>
         </w:rPr>
         <w:t xml:space="preserve">, </w:t>
       </w:r>
-      <w:hyperlink r:id="rId111">
-        <w:r>
-          <w:rPr>
-            <w:lang w:val="fr_FR" w:bidi="fr_FR"/>
-          </w:rPr>
-          <w:rPr>
-            <w:color w:val="0000EE"/>
-            <w:u w:val="single"/>
-          </w:rPr>
-          <w:t>38</w:t>
-        </w:r>
-      </w:hyperlink>
+      <w:r>
+        <w:rPr>
+          <w:lang w:val="fr_FR" w:bidi="fr_FR"/>
+        </w:rPr>
+        <w:t>38</w:t>
+      </w:r>
       <w:r>
         <w:rPr>
           <w:lang w:val="fr_FR" w:bidi="fr_FR"/>
         </w:rPr>
         <w:t xml:space="preserve"> ; </w:t>
       </w:r>
-      <w:hyperlink r:id="rId112">
-        <w:r>
-          <w:rPr>
-            <w:lang w:val="fr_FR" w:bidi="fr_FR"/>
-          </w:rPr>
-          <w:rPr>
-            <w:color w:val="0000EE"/>
-            <w:u w:val="single"/>
-          </w:rPr>
-          <w:t>20.19</w:t>
-        </w:r>
-      </w:hyperlink>
+      <w:r>
+        <w:rPr>
+          <w:lang w:val="fr_FR" w:bidi="fr_FR"/>
+        </w:rPr>
+        <w:t>20.19</w:t>
+      </w:r>
       <w:r>
         <w:rPr>
           <w:lang w:val="fr_FR" w:bidi="fr_FR"/>
         </w:rPr>
         <w:t xml:space="preserve"> ; </w:t>
       </w:r>
-      <w:hyperlink r:id="rId113">
-        <w:r>
-          <w:rPr>
-            <w:lang w:val="fr_FR" w:bidi="fr_FR"/>
-          </w:rPr>
-          <w:rPr>
-            <w:color w:val="0000EE"/>
-            <w:u w:val="single"/>
-          </w:rPr>
-          <w:t>Ac 6.10–12</w:t>
-        </w:r>
-      </w:hyperlink>
+      <w:r>
+        <w:rPr>
+          <w:lang w:val="fr_FR" w:bidi="fr_FR"/>
+        </w:rPr>
+        <w:t>Ac 6.10–12</w:t>
+      </w:r>
       <w:r>
         <w:rPr>
           <w:lang w:val="fr_FR" w:bidi="fr_FR"/>
         </w:rPr>
         <w:t xml:space="preserve"> ; </w:t>
       </w:r>
-      <w:hyperlink r:id="rId114">
-        <w:r>
-          <w:rPr>
-            <w:lang w:val="fr_FR" w:bidi="fr_FR"/>
-          </w:rPr>
-          <w:rPr>
-            <w:color w:val="0000EE"/>
-            <w:u w:val="single"/>
-          </w:rPr>
-          <w:t>7.54–58</w:t>
-        </w:r>
-      </w:hyperlink>
+      <w:r>
+        <w:rPr>
+          <w:lang w:val="fr_FR" w:bidi="fr_FR"/>
+        </w:rPr>
+        <w:t>7.54–58</w:t>
+      </w:r>
       <w:r>
         <w:rPr>
           <w:lang w:val="fr_FR" w:bidi="fr_FR"/>
         </w:rPr>
         <w:t xml:space="preserve"> ; </w:t>
       </w:r>
-      <w:hyperlink r:id="rId115">
-        <w:r>
-          <w:rPr>
-            <w:lang w:val="fr_FR" w:bidi="fr_FR"/>
-          </w:rPr>
-          <w:rPr>
-            <w:color w:val="0000EE"/>
-            <w:u w:val="single"/>
-          </w:rPr>
-          <w:t>12.11</w:t>
-        </w:r>
-      </w:hyperlink>
+      <w:r>
+        <w:rPr>
+          <w:lang w:val="fr_FR" w:bidi="fr_FR"/>
+        </w:rPr>
+        <w:t>12.11</w:t>
+      </w:r>
       <w:r>
         <w:rPr>
           <w:lang w:val="fr_FR" w:bidi="fr_FR"/>
         </w:rPr>
         <w:t xml:space="preserve"> ; </w:t>
       </w:r>
-      <w:hyperlink r:id="rId116">
-        <w:r>
-          <w:rPr>
-            <w:lang w:val="fr_FR" w:bidi="fr_FR"/>
-          </w:rPr>
-          <w:rPr>
-            <w:color w:val="0000EE"/>
-            <w:u w:val="single"/>
-          </w:rPr>
-          <w:t>21.11</w:t>
-        </w:r>
-      </w:hyperlink>
+      <w:r>
+        <w:rPr>
+          <w:lang w:val="fr_FR" w:bidi="fr_FR"/>
+        </w:rPr>
+        <w:t>21.11</w:t>
+      </w:r>
       <w:r>
         <w:rPr>
           <w:lang w:val="fr_FR" w:bidi="fr_FR"/>
         </w:rPr>
         <w:t xml:space="preserve"> ; </w:t>
       </w:r>
-      <w:hyperlink r:id="rId117">
-        <w:r>
-          <w:rPr>
-            <w:lang w:val="fr_FR" w:bidi="fr_FR"/>
-          </w:rPr>
-          <w:rPr>
-            <w:color w:val="0000EE"/>
-            <w:u w:val="single"/>
-          </w:rPr>
-          <w:t>25.1–3</w:t>
-        </w:r>
-      </w:hyperlink>
+      <w:r>
+        <w:rPr>
+          <w:lang w:val="fr_FR" w:bidi="fr_FR"/>
+        </w:rPr>
+        <w:t>25.1–3</w:t>
+      </w:r>
       <w:r>
         <w:rPr>
           <w:lang w:val="fr_FR" w:bidi="fr_FR"/>
         </w:rPr>
         <w:t xml:space="preserve">, </w:t>
       </w:r>
-      <w:hyperlink r:id="rId118">
-        <w:r>
-          <w:rPr>
-            <w:lang w:val="fr_FR" w:bidi="fr_FR"/>
-          </w:rPr>
-          <w:rPr>
-            <w:color w:val="0000EE"/>
-            <w:u w:val="single"/>
-          </w:rPr>
-          <w:t>7</w:t>
-        </w:r>
-      </w:hyperlink>
+      <w:r>
+        <w:rPr>
+          <w:lang w:val="fr_FR" w:bidi="fr_FR"/>
+        </w:rPr>
+        <w:t>7</w:t>
+      </w:r>
       <w:r>
         <w:rPr>
           <w:lang w:val="fr_FR" w:bidi="fr_FR"/>
         </w:rPr>
         <w:t xml:space="preserve"> ; </w:t>
       </w:r>
-      <w:hyperlink r:id="rId119">
-        <w:r>
-          <w:rPr>
-            <w:lang w:val="fr_FR" w:bidi="fr_FR"/>
-          </w:rPr>
-          <w:rPr>
-            <w:color w:val="0000EE"/>
-            <w:u w:val="single"/>
-          </w:rPr>
-          <w:t>26.1–11</w:t>
-        </w:r>
-      </w:hyperlink>
+      <w:r>
+        <w:rPr>
+          <w:lang w:val="fr_FR" w:bidi="fr_FR"/>
+        </w:rPr>
+        <w:t>26.1–11</w:t>
+      </w:r>
       <w:r>
         <w:rPr>
           <w:lang w:val="fr_FR" w:bidi="fr_FR"/>
         </w:rPr>
         <w:t xml:space="preserve"> ; </w:t>
       </w:r>
-      <w:hyperlink r:id="rId120">
-        <w:r>
-          <w:rPr>
-            <w:lang w:val="fr_FR" w:bidi="fr_FR"/>
-          </w:rPr>
-          <w:rPr>
-            <w:color w:val="0000EE"/>
-            <w:u w:val="single"/>
-          </w:rPr>
-          <w:t>28.17–24</w:t>
-        </w:r>
-      </w:hyperlink>
+      <w:r>
+        <w:rPr>
+          <w:lang w:val="fr_FR" w:bidi="fr_FR"/>
+        </w:rPr>
+        <w:t>28.17–24</w:t>
+      </w:r>
       <w:r>
         <w:rPr>
           <w:lang w:val="fr_FR" w:bidi="fr_FR"/>
         </w:rPr>
         <w:t xml:space="preserve"> ; </w:t>
       </w:r>
-      <w:hyperlink r:id="rId121">
-        <w:r>
-          <w:rPr>
-            <w:lang w:val="fr_FR" w:bidi="fr_FR"/>
-          </w:rPr>
-          <w:rPr>
-            <w:color w:val="0000EE"/>
-            <w:u w:val="single"/>
-          </w:rPr>
-          <w:t>2Co 11.24</w:t>
-        </w:r>
-      </w:hyperlink>
+      <w:r>
+        <w:rPr>
+          <w:lang w:val="fr_FR" w:bidi="fr_FR"/>
+        </w:rPr>
+        <w:t>2Co 11.24</w:t>
+      </w:r>
       <w:r>
         <w:rPr>
           <w:lang w:val="fr_FR" w:bidi="fr_FR"/>
